--- a/2026-Q1/Commentary/GodsCreatedOrder.docx
+++ b/2026-Q1/Commentary/GodsCreatedOrder.docx
@@ -1,6 +1,6 @@
 
 <file path=word/document.xml><?xml version="1.0" encoding="utf-8"?>
-<w:document xmlns:wpc="http://schemas.microsoft.com/office/word/2010/wordprocessingCanvas" xmlns:cx="http://schemas.microsoft.com/office/drawing/2014/chartex" xmlns:cx1="http://schemas.microsoft.com/office/drawing/2015/9/8/chartex" xmlns:cx2="http://schemas.microsoft.com/office/drawing/2015/10/21/chartex" xmlns:cx3="http://schemas.microsoft.com/office/drawing/2016/5/9/chartex" xmlns:cx4="http://schemas.microsoft.com/office/drawing/2016/5/10/chartex" xmlns:cx5="http://schemas.microsoft.com/office/drawing/2016/5/11/chartex" xmlns:cx6="http://schemas.microsoft.com/office/drawing/2016/5/12/chartex" xmlns:cx7="http://schemas.microsoft.com/office/drawing/2016/5/13/chartex" xmlns:cx8="http://schemas.microsoft.com/office/drawing/2016/5/14/chartex" xmlns:mc="http://schemas.openxmlformats.org/markup-compatibility/2006" xmlns:aink="http://schemas.microsoft.com/office/drawing/2016/ink" xmlns:am3d="http://schemas.microsoft.com/office/drawing/2017/model3d" xmlns:o="urn:schemas-microsoft-com:office:office" xmlns:oel="http://schemas.microsoft.com/office/2019/extlst" xmlns:r="http://schemas.openxmlformats.org/officeDocument/2006/relationships" xmlns:m="http://schemas.openxmlformats.org/officeDocument/2006/math" xmlns:v="urn:schemas-microsoft-com:vml" xmlns:wp14="http://schemas.microsoft.com/office/word/2010/wordprocessingDrawing" xmlns:wp="http://schemas.openxmlformats.org/drawingml/2006/wordprocessingDrawing" xmlns:w10="urn:schemas-microsoft-com:office:word" xmlns:w="http://schemas.openxmlformats.org/wordprocessingml/2006/main" xmlns:w14="http://schemas.microsoft.com/office/word/2010/wordml" xmlns:w15="http://schemas.microsoft.com/office/word/2012/wordml" xmlns:w16cex="http://schemas.microsoft.com/office/word/2018/wordml/cex" xmlns:w16cid="http://schemas.microsoft.com/office/word/2016/wordml/cid" xmlns:w16="http://schemas.microsoft.com/office/word/2018/wordml" xmlns:w16du="http://schemas.microsoft.com/office/word/2023/wordml/word16du" xmlns:w16sdtdh="http://schemas.microsoft.com/office/word/2020/wordml/sdtdatahash" xmlns:w16sdtfl="http://schemas.microsoft.com/office/word/2024/wordml/sdtformatlock" xmlns:w16se="http://schemas.microsoft.com/office/word/2015/wordml/symex" xmlns:wpg="http://schemas.microsoft.com/office/word/2010/wordprocessingGroup" xmlns:wpi="http://schemas.microsoft.com/office/word/2010/wordprocessingInk" xmlns:wne="http://schemas.microsoft.com/office/word/2006/wordml" xmlns:wps="http://schemas.microsoft.com/office/word/2010/wordprocessingShape" mc:Ignorable="w14 w15 w16se w16cid w16 w16cex w16sdtdh w16sdtfl w16du wp14">
+<w:document xmlns:wpc="http://schemas.microsoft.com/office/word/2010/wordprocessingCanvas" xmlns:cx="http://schemas.microsoft.com/office/drawing/2014/chartex" xmlns:cx1="http://schemas.microsoft.com/office/drawing/2015/9/8/chartex" xmlns:cx2="http://schemas.microsoft.com/office/drawing/2015/10/21/chartex" xmlns:cx3="http://schemas.microsoft.com/office/drawing/2016/5/9/chartex" xmlns:cx4="http://schemas.microsoft.com/office/drawing/2016/5/10/chartex" xmlns:cx5="http://schemas.microsoft.com/office/drawing/2016/5/11/chartex" xmlns:cx6="http://schemas.microsoft.com/office/drawing/2016/5/12/chartex" xmlns:cx7="http://schemas.microsoft.com/office/drawing/2016/5/13/chartex" xmlns:cx8="http://schemas.microsoft.com/office/drawing/2016/5/14/chartex" xmlns:mc="http://schemas.openxmlformats.org/markup-compatibility/2006" xmlns:m="http://schemas.openxmlformats.org/officeDocument/2006/math" xmlns:aink="http://schemas.microsoft.com/office/drawing/2016/ink" xmlns:am3d="http://schemas.microsoft.com/office/drawing/2017/model3d" xmlns:oel="http://schemas.microsoft.com/office/2019/extlst" xmlns:r="http://schemas.openxmlformats.org/officeDocument/2006/relationships" xmlns:wp14="http://schemas.microsoft.com/office/word/2010/wordprocessingDrawing" xmlns:wp="http://schemas.openxmlformats.org/drawingml/2006/wordprocessingDrawing" xmlns:wpg="http://schemas.microsoft.com/office/word/2010/wordprocessingGroup" xmlns:wpi="http://schemas.microsoft.com/office/word/2010/wordprocessingInk" xmlns:wps="http://schemas.microsoft.com/office/word/2010/wordprocessingShape" xmlns:o="urn:schemas-microsoft-com:office:office" xmlns:v="urn:schemas-microsoft-com:vml" xmlns:w10="urn:schemas-microsoft-com:office:word" xmlns:w="http://schemas.openxmlformats.org/wordprocessingml/2006/main" xmlns:w14="http://schemas.microsoft.com/office/word/2010/wordml" xmlns:w15="http://schemas.microsoft.com/office/word/2012/wordml" xmlns:w16cei="http://schemas.microsoft.com/office/word/2026/wordml/cei" xmlns:w16cex="http://schemas.microsoft.com/office/word/2018/wordml/cex" xmlns:w16cid="http://schemas.microsoft.com/office/word/2016/wordml/cid" xmlns:w16="http://schemas.microsoft.com/office/word/2018/wordml" xmlns:w16sdtdh="http://schemas.microsoft.com/office/word/2020/wordml/sdtdatahash" xmlns:w16sdtfl="http://schemas.microsoft.com/office/word/2024/wordml/sdtformatlock" xmlns:w16se="http://schemas.microsoft.com/office/word/2015/wordml/symex" xmlns:w16du="http://schemas.microsoft.com/office/word/2023/wordml/word16du" xmlns:wne="http://schemas.microsoft.com/office/word/2006/wordml" mc:Ignorable="w14 w15 w16se w16cid w16 w16cex w16sdtdh w16sdtfl w16du wp14">
   <w:body>
     <w:p>
       <w:pPr>
@@ -9,6 +9,1322 @@
       </w:pPr>
       <w:r>
         <w:t>God’s Created Order</w:t>
+      </w:r>
+    </w:p>
+    <w:p>
+      <w:pPr>
+        <w:pStyle w:val="Heading2"/>
+        <w:spacing w:before="360" w:after="240"/>
+        <w:rPr>
+          <w:rFonts w:ascii="Segoe UI" w:hAnsi="Segoe UI" w:cs="Segoe UI"/>
+          <w:color w:val="352F3D"/>
+        </w:rPr>
+      </w:pPr>
+      <w:r>
+        <w:rPr>
+          <w:rFonts w:ascii="Segoe UI" w:hAnsi="Segoe UI" w:cs="Segoe UI"/>
+          <w:color w:val="352F3D"/>
+        </w:rPr>
+        <w:t>What This Paper Claims</w:t>
+      </w:r>
+    </w:p>
+    <w:p>
+      <w:pPr>
+        <w:pStyle w:val="code-line"/>
+        <w:spacing w:before="0" w:beforeAutospacing="0" w:after="240" w:afterAutospacing="0"/>
+        <w:rPr>
+          <w:rFonts w:ascii="Segoe UI" w:hAnsi="Segoe UI" w:cs="Segoe UI"/>
+          <w:color w:val="352F3D"/>
+          <w:sz w:val="21"/>
+          <w:szCs w:val="21"/>
+        </w:rPr>
+      </w:pPr>
+      <w:r>
+        <w:rPr>
+          <w:rFonts w:ascii="Segoe UI" w:hAnsi="Segoe UI" w:cs="Segoe UI"/>
+          <w:color w:val="352F3D"/>
+          <w:sz w:val="21"/>
+          <w:szCs w:val="21"/>
+        </w:rPr>
+        <w:t>This paper holds one position, and it is a narrow one.</w:t>
+      </w:r>
+    </w:p>
+    <w:p>
+      <w:pPr>
+        <w:pStyle w:val="code-line"/>
+        <w:spacing w:before="0" w:beforeAutospacing="0" w:after="240" w:afterAutospacing="0"/>
+        <w:rPr>
+          <w:rFonts w:ascii="Segoe UI" w:hAnsi="Segoe UI" w:cs="Segoe UI"/>
+          <w:color w:val="352F3D"/>
+          <w:sz w:val="21"/>
+          <w:szCs w:val="21"/>
+        </w:rPr>
+      </w:pPr>
+      <w:r>
+        <w:rPr>
+          <w:rStyle w:val="Strong"/>
+          <w:rFonts w:ascii="Segoe UI" w:hAnsi="Segoe UI" w:cs="Segoe UI"/>
+          <w:color w:val="352F3D"/>
+          <w:sz w:val="21"/>
+          <w:szCs w:val="21"/>
+        </w:rPr>
+        <w:t>The restriction in 1 Timothy 2:12 applies to authoritative doctrinal teaching over men in the gathered church, and to the elder or overseer office attached to it.</w:t>
+      </w:r>
+      <w:r>
+        <w:rPr>
+          <w:rFonts w:ascii="Segoe UI" w:hAnsi="Segoe UI" w:cs="Segoe UI"/>
+          <w:color w:val="352F3D"/>
+          <w:sz w:val="21"/>
+          <w:szCs w:val="21"/>
+        </w:rPr>
+        <w:t> It does not apply to every form of speech.</w:t>
+      </w:r>
+    </w:p>
+    <w:p>
+      <w:pPr>
+        <w:pStyle w:val="code-line"/>
+        <w:spacing w:before="0" w:beforeAutospacing="0" w:after="240" w:afterAutospacing="0"/>
+        <w:rPr>
+          <w:rFonts w:ascii="Segoe UI" w:hAnsi="Segoe UI" w:cs="Segoe UI"/>
+          <w:color w:val="352F3D"/>
+          <w:sz w:val="21"/>
+          <w:szCs w:val="21"/>
+        </w:rPr>
+      </w:pPr>
+      <w:r>
+        <w:rPr>
+          <w:rFonts w:ascii="Segoe UI" w:hAnsi="Segoe UI" w:cs="Segoe UI"/>
+          <w:color w:val="352F3D"/>
+          <w:sz w:val="21"/>
+          <w:szCs w:val="21"/>
+        </w:rPr>
+        <w:t xml:space="preserve">That distinction matters, and the rest of this paper depends on it. Some hold a broader view </w:t>
+      </w:r>
+      <w:r>
+        <w:rPr>
+          <w:rFonts w:ascii="Segoe UI" w:hAnsi="Segoe UI" w:cs="Segoe UI"/>
+          <w:color w:val="352F3D"/>
+          <w:sz w:val="21"/>
+          <w:szCs w:val="21"/>
+        </w:rPr>
+        <w:t xml:space="preserve">- </w:t>
+      </w:r>
+      <w:r>
+        <w:rPr>
+          <w:rFonts w:ascii="Segoe UI" w:hAnsi="Segoe UI" w:cs="Segoe UI"/>
+          <w:color w:val="352F3D"/>
+          <w:sz w:val="21"/>
+          <w:szCs w:val="21"/>
+        </w:rPr>
+        <w:t>that Scripture restricts women from speaking at all in the assembly, and from baptizing or presiding at the Lord's Supper. That view has real support in early church practice</w:t>
+      </w:r>
+      <w:r>
+        <w:rPr>
+          <w:rFonts w:ascii="Segoe UI" w:hAnsi="Segoe UI" w:cs="Segoe UI"/>
+          <w:color w:val="352F3D"/>
+          <w:sz w:val="21"/>
+          <w:szCs w:val="21"/>
+        </w:rPr>
+        <w:t xml:space="preserve"> as well as in subsequent normative church practice</w:t>
+      </w:r>
+      <w:r>
+        <w:rPr>
+          <w:rFonts w:ascii="Segoe UI" w:hAnsi="Segoe UI" w:cs="Segoe UI"/>
+          <w:color w:val="352F3D"/>
+          <w:sz w:val="21"/>
+          <w:szCs w:val="21"/>
+        </w:rPr>
+        <w:t>. It does not have the same support in apostolic command. Section 5 explains why this paper does not claim it.</w:t>
+      </w:r>
+    </w:p>
+    <w:p>
+      <w:pPr>
+        <w:pStyle w:val="Heading2"/>
+        <w:spacing w:before="360" w:after="240"/>
+        <w:rPr>
+          <w:rFonts w:ascii="Segoe UI" w:hAnsi="Segoe UI" w:cs="Segoe UI"/>
+          <w:color w:val="352F3D"/>
+          <w:sz w:val="36"/>
+          <w:szCs w:val="36"/>
+        </w:rPr>
+      </w:pPr>
+      <w:r>
+        <w:rPr>
+          <w:rFonts w:ascii="Segoe UI" w:hAnsi="Segoe UI" w:cs="Segoe UI"/>
+          <w:color w:val="352F3D"/>
+        </w:rPr>
+        <w:t>The Storyline</w:t>
+      </w:r>
+    </w:p>
+    <w:p>
+      <w:pPr>
+        <w:pStyle w:val="code-line"/>
+        <w:spacing w:before="0" w:beforeAutospacing="0" w:after="240" w:afterAutospacing="0"/>
+        <w:rPr>
+          <w:rFonts w:ascii="Segoe UI" w:hAnsi="Segoe UI" w:cs="Segoe UI"/>
+          <w:color w:val="352F3D"/>
+          <w:sz w:val="21"/>
+          <w:szCs w:val="21"/>
+        </w:rPr>
+      </w:pPr>
+      <w:r>
+        <w:rPr>
+          <w:rFonts w:ascii="Segoe UI" w:hAnsi="Segoe UI" w:cs="Segoe UI"/>
+          <w:color w:val="352F3D"/>
+          <w:sz w:val="21"/>
+          <w:szCs w:val="21"/>
+        </w:rPr>
+        <w:t>The biblical discussion of roles in the church belongs inside the larger storyline of Scripture: </w:t>
+      </w:r>
+      <w:r>
+        <w:rPr>
+          <w:rStyle w:val="Strong"/>
+          <w:rFonts w:ascii="Segoe UI" w:hAnsi="Segoe UI" w:cs="Segoe UI"/>
+          <w:color w:val="352F3D"/>
+          <w:sz w:val="21"/>
+          <w:szCs w:val="21"/>
+        </w:rPr>
+        <w:t>creation, fall, redemption, and new creation.</w:t>
+      </w:r>
+    </w:p>
+    <w:p>
+      <w:pPr>
+        <w:pStyle w:val="code-line"/>
+        <w:spacing w:before="0" w:beforeAutospacing="0" w:after="240" w:afterAutospacing="0"/>
+        <w:rPr>
+          <w:rFonts w:ascii="Segoe UI" w:hAnsi="Segoe UI" w:cs="Segoe UI"/>
+          <w:color w:val="352F3D"/>
+          <w:sz w:val="21"/>
+          <w:szCs w:val="21"/>
+        </w:rPr>
+      </w:pPr>
+      <w:r>
+        <w:rPr>
+          <w:rFonts w:ascii="Segoe UI" w:hAnsi="Segoe UI" w:cs="Segoe UI"/>
+          <w:color w:val="352F3D"/>
+          <w:sz w:val="21"/>
+          <w:szCs w:val="21"/>
+        </w:rPr>
+        <w:t>In Genesis 1–2, men and women are created equally in the image of God and share the mandate to rule the earth. At the same time, the creation narrative introduces an </w:t>
+      </w:r>
+      <w:r>
+        <w:rPr>
+          <w:rStyle w:val="Strong"/>
+          <w:rFonts w:ascii="Segoe UI" w:hAnsi="Segoe UI" w:cs="Segoe UI"/>
+          <w:color w:val="352F3D"/>
+          <w:sz w:val="21"/>
+          <w:szCs w:val="21"/>
+        </w:rPr>
+        <w:t>ordered partnership</w:t>
+      </w:r>
+      <w:r>
+        <w:rPr>
+          <w:rFonts w:ascii="Segoe UI" w:hAnsi="Segoe UI" w:cs="Segoe UI"/>
+          <w:color w:val="352F3D"/>
+          <w:sz w:val="21"/>
+          <w:szCs w:val="21"/>
+        </w:rPr>
+        <w:t>. Adam is formed first. Eve is created from him as a corresponding helper.</w:t>
+      </w:r>
+    </w:p>
+    <w:p>
+      <w:pPr>
+        <w:pStyle w:val="code-line"/>
+        <w:spacing w:before="0" w:beforeAutospacing="0" w:after="240" w:afterAutospacing="0"/>
+        <w:rPr>
+          <w:rFonts w:ascii="Segoe UI" w:hAnsi="Segoe UI" w:cs="Segoe UI"/>
+          <w:color w:val="352F3D"/>
+          <w:sz w:val="21"/>
+          <w:szCs w:val="21"/>
+        </w:rPr>
+      </w:pPr>
+      <w:r>
+        <w:rPr>
+          <w:rFonts w:ascii="Segoe UI" w:hAnsi="Segoe UI" w:cs="Segoe UI"/>
+          <w:color w:val="352F3D"/>
+          <w:sz w:val="21"/>
+          <w:szCs w:val="21"/>
+        </w:rPr>
+        <w:t>This differentiation exists </w:t>
+      </w:r>
+      <w:r>
+        <w:rPr>
+          <w:rStyle w:val="Strong"/>
+          <w:rFonts w:ascii="Segoe UI" w:hAnsi="Segoe UI" w:cs="Segoe UI"/>
+          <w:color w:val="352F3D"/>
+          <w:sz w:val="21"/>
+          <w:szCs w:val="21"/>
+        </w:rPr>
+        <w:t>before the fall</w:t>
+      </w:r>
+      <w:r>
+        <w:rPr>
+          <w:rFonts w:ascii="Segoe UI" w:hAnsi="Segoe UI" w:cs="Segoe UI"/>
+          <w:color w:val="352F3D"/>
+          <w:sz w:val="21"/>
+          <w:szCs w:val="21"/>
+        </w:rPr>
+        <w:t xml:space="preserve">. That timing carries weight. Male–female distinction is part of God's good design, not a product of sin. Nothing established before the transgression can be treated </w:t>
+      </w:r>
+      <w:proofErr w:type="gramStart"/>
+      <w:r>
+        <w:rPr>
+          <w:rFonts w:ascii="Segoe UI" w:hAnsi="Segoe UI" w:cs="Segoe UI"/>
+          <w:color w:val="352F3D"/>
+          <w:sz w:val="21"/>
+          <w:szCs w:val="21"/>
+        </w:rPr>
+        <w:t>as a consequence of</w:t>
+      </w:r>
+      <w:proofErr w:type="gramEnd"/>
+      <w:r>
+        <w:rPr>
+          <w:rFonts w:ascii="Segoe UI" w:hAnsi="Segoe UI" w:cs="Segoe UI"/>
+          <w:color w:val="352F3D"/>
+          <w:sz w:val="21"/>
+          <w:szCs w:val="21"/>
+        </w:rPr>
+        <w:t xml:space="preserve"> it.</w:t>
+      </w:r>
+    </w:p>
+    <w:p>
+      <w:pPr>
+        <w:pStyle w:val="Heading2"/>
+        <w:spacing w:before="360" w:after="240"/>
+        <w:rPr>
+          <w:rFonts w:ascii="Segoe UI" w:hAnsi="Segoe UI" w:cs="Segoe UI"/>
+          <w:color w:val="352F3D"/>
+          <w:sz w:val="36"/>
+          <w:szCs w:val="36"/>
+        </w:rPr>
+      </w:pPr>
+      <w:r>
+        <w:rPr>
+          <w:rFonts w:ascii="Segoe UI" w:hAnsi="Segoe UI" w:cs="Segoe UI"/>
+          <w:color w:val="352F3D"/>
+        </w:rPr>
+        <w:t>The Fall</w:t>
+      </w:r>
+    </w:p>
+    <w:p>
+      <w:pPr>
+        <w:pStyle w:val="code-line"/>
+        <w:spacing w:before="0" w:beforeAutospacing="0" w:after="240" w:afterAutospacing="0"/>
+        <w:rPr>
+          <w:rFonts w:ascii="Segoe UI" w:hAnsi="Segoe UI" w:cs="Segoe UI"/>
+          <w:color w:val="352F3D"/>
+          <w:sz w:val="21"/>
+          <w:szCs w:val="21"/>
+        </w:rPr>
+      </w:pPr>
+      <w:r>
+        <w:rPr>
+          <w:rFonts w:ascii="Segoe UI" w:hAnsi="Segoe UI" w:cs="Segoe UI"/>
+          <w:color w:val="352F3D"/>
+          <w:sz w:val="21"/>
+          <w:szCs w:val="21"/>
+        </w:rPr>
+        <w:t>Genesis 3 introduces disorder. The serpent deceives Eve. Adam fails to guard. The created harmony collapses into mistrust and domination.</w:t>
+      </w:r>
+    </w:p>
+    <w:p>
+      <w:pPr>
+        <w:pStyle w:val="code-line"/>
+        <w:spacing w:before="0" w:beforeAutospacing="0" w:after="240" w:afterAutospacing="0"/>
+        <w:rPr>
+          <w:rFonts w:ascii="Segoe UI" w:hAnsi="Segoe UI" w:cs="Segoe UI"/>
+          <w:color w:val="352F3D"/>
+          <w:sz w:val="21"/>
+          <w:szCs w:val="21"/>
+        </w:rPr>
+      </w:pPr>
+      <w:r>
+        <w:rPr>
+          <w:rFonts w:ascii="Segoe UI" w:hAnsi="Segoe UI" w:cs="Segoe UI"/>
+          <w:color w:val="352F3D"/>
+          <w:sz w:val="21"/>
+          <w:szCs w:val="21"/>
+        </w:rPr>
+        <w:t>Paul appeals to this narrative in 1 Timothy 2:13–14. He does so not to assert female inferiority but to show how </w:t>
+      </w:r>
+      <w:r>
+        <w:rPr>
+          <w:rStyle w:val="Strong"/>
+          <w:rFonts w:ascii="Segoe UI" w:hAnsi="Segoe UI" w:cs="Segoe UI"/>
+          <w:color w:val="352F3D"/>
+          <w:sz w:val="21"/>
+          <w:szCs w:val="21"/>
+        </w:rPr>
+        <w:t>deception and disorder enter when God's design is disrupted</w:t>
+      </w:r>
+      <w:r>
+        <w:rPr>
+          <w:rFonts w:ascii="Segoe UI" w:hAnsi="Segoe UI" w:cs="Segoe UI"/>
+          <w:color w:val="352F3D"/>
+          <w:sz w:val="21"/>
+          <w:szCs w:val="21"/>
+        </w:rPr>
+        <w:t>. In a church where false teaching threatened the community, Paul emphasized guarding doctrinal authority and maintaining ordered relationships.</w:t>
+      </w:r>
+    </w:p>
+    <w:p>
+      <w:pPr>
+        <w:pStyle w:val="code-line"/>
+        <w:spacing w:before="0" w:beforeAutospacing="0" w:after="240" w:afterAutospacing="0"/>
+        <w:rPr>
+          <w:rFonts w:ascii="Segoe UI" w:hAnsi="Segoe UI" w:cs="Segoe UI"/>
+          <w:color w:val="352F3D"/>
+          <w:sz w:val="21"/>
+          <w:szCs w:val="21"/>
+        </w:rPr>
+      </w:pPr>
+      <w:r>
+        <w:rPr>
+          <w:rFonts w:ascii="Segoe UI" w:hAnsi="Segoe UI" w:cs="Segoe UI"/>
+          <w:color w:val="352F3D"/>
+          <w:sz w:val="21"/>
+          <w:szCs w:val="21"/>
+        </w:rPr>
+        <w:t>Two cautions on reading this rightly.</w:t>
+      </w:r>
+    </w:p>
+    <w:p>
+      <w:pPr>
+        <w:pStyle w:val="code-line"/>
+        <w:spacing w:before="0" w:beforeAutospacing="0" w:after="240" w:afterAutospacing="0"/>
+        <w:rPr>
+          <w:rFonts w:ascii="Segoe UI" w:hAnsi="Segoe UI" w:cs="Segoe UI"/>
+          <w:color w:val="352F3D"/>
+          <w:sz w:val="21"/>
+          <w:szCs w:val="21"/>
+        </w:rPr>
+      </w:pPr>
+      <w:r>
+        <w:rPr>
+          <w:rFonts w:ascii="Segoe UI" w:hAnsi="Segoe UI" w:cs="Segoe UI"/>
+          <w:color w:val="352F3D"/>
+          <w:sz w:val="21"/>
+          <w:szCs w:val="21"/>
+        </w:rPr>
+        <w:lastRenderedPageBreak/>
+        <w:t>Paul is describing what happened in the garden. He is not stating a general property of women. The text says Eve was deceived. It does not say women are more deceivable.</w:t>
+      </w:r>
+    </w:p>
+    <w:p>
+      <w:pPr>
+        <w:pStyle w:val="code-line"/>
+        <w:spacing w:before="0" w:beforeAutospacing="0" w:after="240" w:afterAutospacing="0"/>
+        <w:rPr>
+          <w:rFonts w:ascii="Segoe UI" w:hAnsi="Segoe UI" w:cs="Segoe UI"/>
+          <w:color w:val="352F3D"/>
+          <w:sz w:val="21"/>
+          <w:szCs w:val="21"/>
+        </w:rPr>
+      </w:pPr>
+      <w:r>
+        <w:rPr>
+          <w:rFonts w:ascii="Segoe UI" w:hAnsi="Segoe UI" w:cs="Segoe UI"/>
+          <w:color w:val="352F3D"/>
+          <w:sz w:val="21"/>
+          <w:szCs w:val="21"/>
+        </w:rPr>
+        <w:t>And Scripture assigns Adam the primary responsibility. "Through one man sin entered into the world" (Romans 5:12). Adam was not deceived. He transgressed knowingly, which Scripture treats as the graver failure.</w:t>
+      </w:r>
+    </w:p>
+    <w:p>
+      <w:pPr>
+        <w:pStyle w:val="Heading2"/>
+        <w:spacing w:before="360" w:after="240"/>
+        <w:rPr>
+          <w:rFonts w:ascii="Segoe UI" w:hAnsi="Segoe UI" w:cs="Segoe UI"/>
+          <w:color w:val="352F3D"/>
+          <w:sz w:val="36"/>
+          <w:szCs w:val="36"/>
+        </w:rPr>
+      </w:pPr>
+      <w:r>
+        <w:rPr>
+          <w:rFonts w:ascii="Segoe UI" w:hAnsi="Segoe UI" w:cs="Segoe UI"/>
+          <w:color w:val="352F3D"/>
+        </w:rPr>
+        <w:t>Christ and the Pattern</w:t>
+      </w:r>
+    </w:p>
+    <w:p>
+      <w:pPr>
+        <w:pStyle w:val="code-line"/>
+        <w:spacing w:before="0" w:beforeAutospacing="0" w:after="240" w:afterAutospacing="0"/>
+        <w:rPr>
+          <w:rFonts w:ascii="Segoe UI" w:hAnsi="Segoe UI" w:cs="Segoe UI"/>
+          <w:color w:val="352F3D"/>
+          <w:sz w:val="21"/>
+          <w:szCs w:val="21"/>
+        </w:rPr>
+      </w:pPr>
+      <w:r>
+        <w:rPr>
+          <w:rFonts w:ascii="Segoe UI" w:hAnsi="Segoe UI" w:cs="Segoe UI"/>
+          <w:color w:val="352F3D"/>
+          <w:sz w:val="21"/>
+          <w:szCs w:val="21"/>
+        </w:rPr>
+        <w:t>Paul frames Adam as a </w:t>
+      </w:r>
+      <w:r>
+        <w:rPr>
+          <w:rStyle w:val="Strong"/>
+          <w:rFonts w:ascii="Segoe UI" w:hAnsi="Segoe UI" w:cs="Segoe UI"/>
+          <w:color w:val="352F3D"/>
+          <w:sz w:val="21"/>
+          <w:szCs w:val="21"/>
+        </w:rPr>
+        <w:t>type of Christ</w:t>
+      </w:r>
+      <w:r>
+        <w:rPr>
+          <w:rFonts w:ascii="Segoe UI" w:hAnsi="Segoe UI" w:cs="Segoe UI"/>
+          <w:color w:val="352F3D"/>
+          <w:sz w:val="21"/>
+          <w:szCs w:val="21"/>
+        </w:rPr>
+        <w:t xml:space="preserve"> (Romans 5:14) </w:t>
+      </w:r>
+      <w:r>
+        <w:rPr>
+          <w:rFonts w:ascii="Segoe UI" w:hAnsi="Segoe UI" w:cs="Segoe UI"/>
+          <w:color w:val="352F3D"/>
+          <w:sz w:val="21"/>
+          <w:szCs w:val="21"/>
+        </w:rPr>
+        <w:t>-</w:t>
+      </w:r>
+      <w:r>
+        <w:rPr>
+          <w:rFonts w:ascii="Segoe UI" w:hAnsi="Segoe UI" w:cs="Segoe UI"/>
+          <w:color w:val="352F3D"/>
+          <w:sz w:val="21"/>
+          <w:szCs w:val="21"/>
+        </w:rPr>
+        <w:t xml:space="preserve"> the "last Adam" who restores humanity through obedience.</w:t>
+      </w:r>
+    </w:p>
+    <w:p>
+      <w:pPr>
+        <w:pStyle w:val="code-line"/>
+        <w:spacing w:before="0" w:beforeAutospacing="0" w:after="240" w:afterAutospacing="0"/>
+        <w:rPr>
+          <w:rFonts w:ascii="Segoe UI" w:hAnsi="Segoe UI" w:cs="Segoe UI"/>
+          <w:color w:val="352F3D"/>
+          <w:sz w:val="21"/>
+          <w:szCs w:val="21"/>
+        </w:rPr>
+      </w:pPr>
+      <w:r>
+        <w:rPr>
+          <w:rFonts w:ascii="Segoe UI" w:hAnsi="Segoe UI" w:cs="Segoe UI"/>
+          <w:color w:val="352F3D"/>
+          <w:sz w:val="21"/>
+          <w:szCs w:val="21"/>
+        </w:rPr>
+        <w:t>In Ephesians 5, Paul connects the Genesis marriage pattern to </w:t>
+      </w:r>
+      <w:r>
+        <w:rPr>
+          <w:rStyle w:val="Strong"/>
+          <w:rFonts w:ascii="Segoe UI" w:hAnsi="Segoe UI" w:cs="Segoe UI"/>
+          <w:color w:val="352F3D"/>
+          <w:sz w:val="21"/>
+          <w:szCs w:val="21"/>
+        </w:rPr>
+        <w:t>Christ and the church</w:t>
+      </w:r>
+      <w:r>
+        <w:rPr>
+          <w:rFonts w:ascii="Segoe UI" w:hAnsi="Segoe UI" w:cs="Segoe UI"/>
+          <w:color w:val="352F3D"/>
+          <w:sz w:val="21"/>
+          <w:szCs w:val="21"/>
+        </w:rPr>
+        <w:t>. The original relationship between Adam and Eve anticipates the union between Christ the head and His people the bride. From this angle, some aspects of church order may intentionally reflect the creational and redemptive pattern.</w:t>
+      </w:r>
+    </w:p>
+    <w:p>
+      <w:pPr>
+        <w:pStyle w:val="Heading2"/>
+        <w:spacing w:before="360" w:after="240"/>
+        <w:rPr>
+          <w:rFonts w:ascii="Segoe UI" w:hAnsi="Segoe UI" w:cs="Segoe UI"/>
+          <w:color w:val="352F3D"/>
+          <w:sz w:val="36"/>
+          <w:szCs w:val="36"/>
+        </w:rPr>
+      </w:pPr>
+      <w:r>
+        <w:rPr>
+          <w:rFonts w:ascii="Segoe UI" w:hAnsi="Segoe UI" w:cs="Segoe UI"/>
+          <w:color w:val="352F3D"/>
+        </w:rPr>
+        <w:t>What Women Do in the Church</w:t>
+      </w:r>
+    </w:p>
+    <w:p>
+      <w:pPr>
+        <w:pStyle w:val="code-line"/>
+        <w:spacing w:before="0" w:beforeAutospacing="0" w:after="240" w:afterAutospacing="0"/>
+        <w:rPr>
+          <w:rFonts w:ascii="Segoe UI" w:hAnsi="Segoe UI" w:cs="Segoe UI"/>
+          <w:color w:val="352F3D"/>
+          <w:sz w:val="21"/>
+          <w:szCs w:val="21"/>
+        </w:rPr>
+      </w:pPr>
+      <w:r>
+        <w:rPr>
+          <w:rFonts w:ascii="Segoe UI" w:hAnsi="Segoe UI" w:cs="Segoe UI"/>
+          <w:color w:val="352F3D"/>
+          <w:sz w:val="21"/>
+          <w:szCs w:val="21"/>
+        </w:rPr>
+        <w:t>Scripture shows men and women participating together in ministry, and the list is substantial.</w:t>
+      </w:r>
+    </w:p>
+    <w:p>
+      <w:pPr>
+        <w:pStyle w:val="code-line"/>
+        <w:spacing w:before="0" w:beforeAutospacing="0" w:after="240" w:afterAutospacing="0"/>
+        <w:rPr>
+          <w:rFonts w:ascii="Segoe UI" w:hAnsi="Segoe UI" w:cs="Segoe UI"/>
+          <w:color w:val="352F3D"/>
+          <w:sz w:val="21"/>
+          <w:szCs w:val="21"/>
+        </w:rPr>
+      </w:pPr>
+      <w:r>
+        <w:rPr>
+          <w:rFonts w:ascii="Segoe UI" w:hAnsi="Segoe UI" w:cs="Segoe UI"/>
+          <w:color w:val="352F3D"/>
+          <w:sz w:val="21"/>
+          <w:szCs w:val="21"/>
+        </w:rPr>
+        <w:t>Women </w:t>
+      </w:r>
+      <w:r>
+        <w:rPr>
+          <w:rStyle w:val="Strong"/>
+          <w:rFonts w:ascii="Segoe UI" w:hAnsi="Segoe UI" w:cs="Segoe UI"/>
+          <w:color w:val="352F3D"/>
+          <w:sz w:val="21"/>
+          <w:szCs w:val="21"/>
+        </w:rPr>
+        <w:t>pray and prophesy in the gathered church</w:t>
+      </w:r>
+      <w:r>
+        <w:rPr>
+          <w:rFonts w:ascii="Segoe UI" w:hAnsi="Segoe UI" w:cs="Segoe UI"/>
+          <w:color w:val="352F3D"/>
+          <w:sz w:val="21"/>
+          <w:szCs w:val="21"/>
+        </w:rPr>
+        <w:t> (1 Corinthians 11:5). Paul regulates how. He does not forbid whether.</w:t>
+      </w:r>
+    </w:p>
+    <w:p>
+      <w:pPr>
+        <w:pStyle w:val="code-line"/>
+        <w:spacing w:before="0" w:beforeAutospacing="0" w:after="240" w:afterAutospacing="0"/>
+        <w:rPr>
+          <w:rFonts w:ascii="Segoe UI" w:hAnsi="Segoe UI" w:cs="Segoe UI"/>
+          <w:color w:val="352F3D"/>
+          <w:sz w:val="21"/>
+          <w:szCs w:val="21"/>
+        </w:rPr>
+      </w:pPr>
+      <w:r>
+        <w:rPr>
+          <w:rFonts w:ascii="Segoe UI" w:hAnsi="Segoe UI" w:cs="Segoe UI"/>
+          <w:color w:val="352F3D"/>
+          <w:sz w:val="21"/>
+          <w:szCs w:val="21"/>
+        </w:rPr>
+        <w:t>Women serve as </w:t>
+      </w:r>
+      <w:r>
+        <w:rPr>
+          <w:rStyle w:val="Strong"/>
+          <w:rFonts w:ascii="Segoe UI" w:hAnsi="Segoe UI" w:cs="Segoe UI"/>
+          <w:color w:val="352F3D"/>
+          <w:sz w:val="21"/>
+          <w:szCs w:val="21"/>
+        </w:rPr>
+        <w:t>coworkers in the gospel</w:t>
+      </w:r>
+      <w:r>
+        <w:rPr>
+          <w:rFonts w:ascii="Segoe UI" w:hAnsi="Segoe UI" w:cs="Segoe UI"/>
+          <w:color w:val="352F3D"/>
+          <w:sz w:val="21"/>
+          <w:szCs w:val="21"/>
+        </w:rPr>
+        <w:t> (Romans 16; Philippians 4:2–3). Phoebe is called a </w:t>
+      </w:r>
+      <w:proofErr w:type="spellStart"/>
+      <w:r>
+        <w:rPr>
+          <w:rStyle w:val="Emphasis"/>
+          <w:rFonts w:ascii="Segoe UI" w:hAnsi="Segoe UI" w:cs="Segoe UI"/>
+          <w:color w:val="352F3D"/>
+          <w:sz w:val="21"/>
+          <w:szCs w:val="21"/>
+        </w:rPr>
+        <w:t>diakonos</w:t>
+      </w:r>
+      <w:proofErr w:type="spellEnd"/>
+      <w:r>
+        <w:rPr>
+          <w:rFonts w:ascii="Segoe UI" w:hAnsi="Segoe UI" w:cs="Segoe UI"/>
+          <w:color w:val="352F3D"/>
+          <w:sz w:val="21"/>
+          <w:szCs w:val="21"/>
+        </w:rPr>
+        <w:t> of the church at Cenchrea (Romans 16:1).</w:t>
+      </w:r>
+      <w:r>
+        <w:rPr>
+          <w:rFonts w:ascii="Segoe UI" w:hAnsi="Segoe UI" w:cs="Segoe UI"/>
+          <w:color w:val="352F3D"/>
+          <w:sz w:val="21"/>
+          <w:szCs w:val="21"/>
+        </w:rPr>
+        <w:t xml:space="preserve">  This is related to her good service and not that she serves in the office of deacon (a church role described as having a wife; 1 Timothy 3:12).</w:t>
+      </w:r>
+    </w:p>
+    <w:p>
+      <w:pPr>
+        <w:pStyle w:val="code-line"/>
+        <w:spacing w:before="0" w:beforeAutospacing="0" w:after="240" w:afterAutospacing="0"/>
+        <w:rPr>
+          <w:rFonts w:ascii="Segoe UI" w:hAnsi="Segoe UI" w:cs="Segoe UI"/>
+          <w:color w:val="352F3D"/>
+          <w:sz w:val="21"/>
+          <w:szCs w:val="21"/>
+        </w:rPr>
+      </w:pPr>
+      <w:r>
+        <w:rPr>
+          <w:rFonts w:ascii="Segoe UI" w:hAnsi="Segoe UI" w:cs="Segoe UI"/>
+          <w:color w:val="352F3D"/>
+          <w:sz w:val="21"/>
+          <w:szCs w:val="21"/>
+        </w:rPr>
+        <w:t>Women </w:t>
+      </w:r>
+      <w:r>
+        <w:rPr>
+          <w:rStyle w:val="Strong"/>
+          <w:rFonts w:ascii="Segoe UI" w:hAnsi="Segoe UI" w:cs="Segoe UI"/>
+          <w:color w:val="352F3D"/>
+          <w:sz w:val="21"/>
+          <w:szCs w:val="21"/>
+        </w:rPr>
+        <w:t>teach in appropriate contexts.</w:t>
+      </w:r>
+      <w:r>
+        <w:rPr>
+          <w:rFonts w:ascii="Segoe UI" w:hAnsi="Segoe UI" w:cs="Segoe UI"/>
+          <w:color w:val="352F3D"/>
+          <w:sz w:val="21"/>
+          <w:szCs w:val="21"/>
+        </w:rPr>
+        <w:t> Titus 2 instructs older women to teach what is good and train younger women. The verb root is the same one used in 1 Timothy 2:12. Paul is not against women teaching. He is regulating one setting.</w:t>
+      </w:r>
+    </w:p>
+    <w:p>
+      <w:pPr>
+        <w:pStyle w:val="code-line"/>
+        <w:spacing w:before="0" w:beforeAutospacing="0" w:after="240" w:afterAutospacing="0"/>
+        <w:rPr>
+          <w:rFonts w:ascii="Segoe UI" w:hAnsi="Segoe UI" w:cs="Segoe UI"/>
+          <w:color w:val="352F3D"/>
+          <w:sz w:val="21"/>
+          <w:szCs w:val="21"/>
+        </w:rPr>
+      </w:pPr>
+      <w:r>
+        <w:rPr>
+          <w:rFonts w:ascii="Segoe UI" w:hAnsi="Segoe UI" w:cs="Segoe UI"/>
+          <w:color w:val="352F3D"/>
+          <w:sz w:val="21"/>
+          <w:szCs w:val="21"/>
+        </w:rPr>
+        <w:t>Women </w:t>
+      </w:r>
+      <w:r>
+        <w:rPr>
+          <w:rStyle w:val="Strong"/>
+          <w:rFonts w:ascii="Segoe UI" w:hAnsi="Segoe UI" w:cs="Segoe UI"/>
+          <w:color w:val="352F3D"/>
+          <w:sz w:val="21"/>
+          <w:szCs w:val="21"/>
+        </w:rPr>
+        <w:t>instruct privately.</w:t>
+      </w:r>
+      <w:r>
+        <w:rPr>
+          <w:rFonts w:ascii="Segoe UI" w:hAnsi="Segoe UI" w:cs="Segoe UI"/>
+          <w:color w:val="352F3D"/>
+          <w:sz w:val="21"/>
+          <w:szCs w:val="21"/>
+        </w:rPr>
+        <w:t> Priscilla, with Aquila, took Apollos aside and explained the way of God more accurately (Acts 18:26). The text specifies a private setting, not an assembly.</w:t>
+      </w:r>
+    </w:p>
+    <w:p>
+      <w:pPr>
+        <w:pStyle w:val="Heading2"/>
+        <w:spacing w:before="360" w:after="240"/>
+        <w:rPr>
+          <w:rFonts w:ascii="Segoe UI" w:hAnsi="Segoe UI" w:cs="Segoe UI"/>
+          <w:color w:val="352F3D"/>
+          <w:sz w:val="36"/>
+          <w:szCs w:val="36"/>
+        </w:rPr>
+      </w:pPr>
+      <w:r>
+        <w:rPr>
+          <w:rFonts w:ascii="Segoe UI" w:hAnsi="Segoe UI" w:cs="Segoe UI"/>
+          <w:color w:val="352F3D"/>
+        </w:rPr>
+        <w:t>5. What This Paper Does Not Claim</w:t>
+      </w:r>
+    </w:p>
+    <w:p>
+      <w:pPr>
+        <w:pStyle w:val="code-line"/>
+        <w:spacing w:before="0" w:beforeAutospacing="0" w:after="240" w:afterAutospacing="0"/>
+        <w:rPr>
+          <w:rFonts w:ascii="Segoe UI" w:hAnsi="Segoe UI" w:cs="Segoe UI"/>
+          <w:color w:val="352F3D"/>
+          <w:sz w:val="21"/>
+          <w:szCs w:val="21"/>
+        </w:rPr>
+      </w:pPr>
+      <w:r>
+        <w:rPr>
+          <w:rFonts w:ascii="Segoe UI" w:hAnsi="Segoe UI" w:cs="Segoe UI"/>
+          <w:color w:val="352F3D"/>
+          <w:sz w:val="21"/>
+          <w:szCs w:val="21"/>
+        </w:rPr>
+        <w:t>Precision here protects the argument.</w:t>
+      </w:r>
+    </w:p>
+    <w:p>
+      <w:pPr>
+        <w:pStyle w:val="code-line"/>
+        <w:spacing w:before="0" w:beforeAutospacing="0" w:after="240" w:afterAutospacing="0"/>
+        <w:rPr>
+          <w:rFonts w:ascii="Segoe UI" w:hAnsi="Segoe UI" w:cs="Segoe UI"/>
+          <w:color w:val="352F3D"/>
+          <w:sz w:val="21"/>
+          <w:szCs w:val="21"/>
+        </w:rPr>
+      </w:pPr>
+      <w:r>
+        <w:rPr>
+          <w:rStyle w:val="Strong"/>
+          <w:rFonts w:ascii="Segoe UI" w:hAnsi="Segoe UI" w:cs="Segoe UI"/>
+          <w:color w:val="352F3D"/>
+          <w:sz w:val="21"/>
+          <w:szCs w:val="21"/>
+        </w:rPr>
+        <w:t>Scripture does not explicitly forbid a woman to baptize.</w:t>
+      </w:r>
+      <w:r>
+        <w:rPr>
+          <w:rFonts w:ascii="Segoe UI" w:hAnsi="Segoe UI" w:cs="Segoe UI"/>
+          <w:color w:val="352F3D"/>
+          <w:sz w:val="21"/>
+          <w:szCs w:val="21"/>
+        </w:rPr>
+        <w:t xml:space="preserve"> The early church did forbid it </w:t>
+      </w:r>
+      <w:r>
+        <w:rPr>
+          <w:rFonts w:ascii="Segoe UI" w:hAnsi="Segoe UI" w:cs="Segoe UI"/>
+          <w:color w:val="352F3D"/>
+          <w:sz w:val="21"/>
+          <w:szCs w:val="21"/>
+        </w:rPr>
+        <w:t xml:space="preserve">- </w:t>
+      </w:r>
+      <w:r>
+        <w:rPr>
+          <w:rFonts w:ascii="Segoe UI" w:hAnsi="Segoe UI" w:cs="Segoe UI"/>
+          <w:color w:val="352F3D"/>
+          <w:sz w:val="21"/>
+          <w:szCs w:val="21"/>
+        </w:rPr>
+        <w:t>Tertullian in </w:t>
+      </w:r>
+      <w:r>
+        <w:rPr>
+          <w:rStyle w:val="Emphasis"/>
+          <w:rFonts w:ascii="Segoe UI" w:hAnsi="Segoe UI" w:cs="Segoe UI"/>
+          <w:color w:val="352F3D"/>
+          <w:sz w:val="21"/>
+          <w:szCs w:val="21"/>
+        </w:rPr>
+        <w:t>On Baptism</w:t>
+      </w:r>
+      <w:r>
+        <w:rPr>
+          <w:rFonts w:ascii="Segoe UI" w:hAnsi="Segoe UI" w:cs="Segoe UI"/>
+          <w:color w:val="352F3D"/>
+          <w:sz w:val="21"/>
+          <w:szCs w:val="21"/>
+        </w:rPr>
+        <w:t> 17, and the Syrian </w:t>
+      </w:r>
+      <w:proofErr w:type="spellStart"/>
+      <w:r>
+        <w:rPr>
+          <w:rStyle w:val="Emphasis"/>
+          <w:rFonts w:ascii="Segoe UI" w:hAnsi="Segoe UI" w:cs="Segoe UI"/>
+          <w:color w:val="352F3D"/>
+          <w:sz w:val="21"/>
+          <w:szCs w:val="21"/>
+        </w:rPr>
+        <w:t>Didascalia</w:t>
+      </w:r>
+      <w:proofErr w:type="spellEnd"/>
+      <w:r>
+        <w:rPr>
+          <w:rFonts w:ascii="Segoe UI" w:hAnsi="Segoe UI" w:cs="Segoe UI"/>
+          <w:color w:val="352F3D"/>
+          <w:sz w:val="21"/>
+          <w:szCs w:val="21"/>
+        </w:rPr>
+        <w:t>, both plainly. That testimony is weighty evidence of apostolic practice. It is not an apostolic command, and this paper will not present it as one.</w:t>
+      </w:r>
+    </w:p>
+    <w:p>
+      <w:pPr>
+        <w:pStyle w:val="code-line"/>
+        <w:spacing w:before="0" w:beforeAutospacing="0" w:after="240" w:afterAutospacing="0"/>
+        <w:rPr>
+          <w:rFonts w:ascii="Segoe UI" w:hAnsi="Segoe UI" w:cs="Segoe UI"/>
+          <w:color w:val="352F3D"/>
+          <w:sz w:val="21"/>
+          <w:szCs w:val="21"/>
+        </w:rPr>
+      </w:pPr>
+      <w:r>
+        <w:rPr>
+          <w:rStyle w:val="Strong"/>
+          <w:rFonts w:ascii="Segoe UI" w:hAnsi="Segoe UI" w:cs="Segoe UI"/>
+          <w:color w:val="352F3D"/>
+          <w:sz w:val="21"/>
+          <w:szCs w:val="21"/>
+        </w:rPr>
+        <w:lastRenderedPageBreak/>
+        <w:t>Scripture does not specify who presides at the Lord's Supper.</w:t>
+      </w:r>
+      <w:r>
+        <w:rPr>
+          <w:rFonts w:ascii="Segoe UI" w:hAnsi="Segoe UI" w:cs="Segoe UI"/>
+          <w:color w:val="352F3D"/>
+          <w:sz w:val="21"/>
+          <w:szCs w:val="21"/>
+        </w:rPr>
+        <w:t> Tertullian lists "offering" among the functions restricted to men, and the early church was uniform on it. Again: strong practice, no stated command.</w:t>
+      </w:r>
+    </w:p>
+    <w:p>
+      <w:pPr>
+        <w:pStyle w:val="code-line"/>
+        <w:spacing w:before="0" w:beforeAutospacing="0" w:after="240" w:afterAutospacing="0"/>
+        <w:rPr>
+          <w:rFonts w:ascii="Segoe UI" w:hAnsi="Segoe UI" w:cs="Segoe UI"/>
+          <w:color w:val="352F3D"/>
+          <w:sz w:val="21"/>
+          <w:szCs w:val="21"/>
+        </w:rPr>
+      </w:pPr>
+      <w:r>
+        <w:rPr>
+          <w:rStyle w:val="Strong"/>
+          <w:rFonts w:ascii="Segoe UI" w:hAnsi="Segoe UI" w:cs="Segoe UI"/>
+          <w:color w:val="352F3D"/>
+          <w:sz w:val="21"/>
+          <w:szCs w:val="21"/>
+        </w:rPr>
+        <w:t>Scripture does not require women to be silent in every sense.</w:t>
+      </w:r>
+      <w:r>
+        <w:rPr>
+          <w:rFonts w:ascii="Segoe UI" w:hAnsi="Segoe UI" w:cs="Segoe UI"/>
+          <w:color w:val="352F3D"/>
+          <w:sz w:val="21"/>
+          <w:szCs w:val="21"/>
+        </w:rPr>
+        <w:t> Any reading that requires 1 Corinthians 11:5 to disappear is a reading this paper rejects. Paul assumes women pray and prophesy in the assembly. He regulates the manner.</w:t>
+      </w:r>
+    </w:p>
+    <w:p>
+      <w:pPr>
+        <w:pStyle w:val="code-line"/>
+        <w:spacing w:before="0" w:beforeAutospacing="0" w:after="240" w:afterAutospacing="0"/>
+        <w:rPr>
+          <w:rFonts w:ascii="Segoe UI" w:hAnsi="Segoe UI" w:cs="Segoe UI"/>
+          <w:color w:val="352F3D"/>
+          <w:sz w:val="21"/>
+          <w:szCs w:val="21"/>
+        </w:rPr>
+      </w:pPr>
+      <w:r>
+        <w:rPr>
+          <w:rFonts w:ascii="Segoe UI" w:hAnsi="Segoe UI" w:cs="Segoe UI"/>
+          <w:color w:val="352F3D"/>
+          <w:sz w:val="21"/>
+          <w:szCs w:val="21"/>
+        </w:rPr>
+        <w:t>So</w:t>
+      </w:r>
+      <w:r>
+        <w:rPr>
+          <w:rFonts w:ascii="Segoe UI" w:hAnsi="Segoe UI" w:cs="Segoe UI"/>
+          <w:color w:val="352F3D"/>
+          <w:sz w:val="21"/>
+          <w:szCs w:val="21"/>
+        </w:rPr>
+        <w:t xml:space="preserve">, </w:t>
+      </w:r>
+      <w:r>
+        <w:rPr>
+          <w:rFonts w:ascii="Segoe UI" w:hAnsi="Segoe UI" w:cs="Segoe UI"/>
+          <w:color w:val="352F3D"/>
+          <w:sz w:val="21"/>
+          <w:szCs w:val="21"/>
+        </w:rPr>
+        <w:t>the honest ranking runs like this. The exclusion of women from the elder office rests on explicit qualifications (1 Timothy 3:2; Titus 1:6). The restriction on authoritative doctrinal teaching over men rests on an explicit prohibition with an explicit creation rationale (1 Timothy 2:12–13). Restrictions on baptizing and presiding rest on universal early practice rather than on command.</w:t>
+      </w:r>
+    </w:p>
+    <w:p>
+      <w:pPr>
+        <w:pStyle w:val="Heading2"/>
+        <w:spacing w:before="360" w:after="240"/>
+        <w:rPr>
+          <w:rFonts w:ascii="Segoe UI" w:hAnsi="Segoe UI" w:cs="Segoe UI"/>
+          <w:color w:val="352F3D"/>
+          <w:sz w:val="36"/>
+          <w:szCs w:val="36"/>
+        </w:rPr>
+      </w:pPr>
+      <w:r>
+        <w:rPr>
+          <w:rFonts w:ascii="Segoe UI" w:hAnsi="Segoe UI" w:cs="Segoe UI"/>
+          <w:color w:val="352F3D"/>
+        </w:rPr>
+        <w:t>Why the Restriction Is Not Merely Cultural</w:t>
+      </w:r>
+    </w:p>
+    <w:p>
+      <w:pPr>
+        <w:pStyle w:val="code-line"/>
+        <w:spacing w:before="0" w:beforeAutospacing="0" w:after="240" w:afterAutospacing="0"/>
+        <w:rPr>
+          <w:rFonts w:ascii="Segoe UI" w:hAnsi="Segoe UI" w:cs="Segoe UI"/>
+          <w:color w:val="352F3D"/>
+          <w:sz w:val="21"/>
+          <w:szCs w:val="21"/>
+        </w:rPr>
+      </w:pPr>
+      <w:r>
+        <w:rPr>
+          <w:rFonts w:ascii="Segoe UI" w:hAnsi="Segoe UI" w:cs="Segoe UI"/>
+          <w:color w:val="352F3D"/>
+          <w:sz w:val="21"/>
+          <w:szCs w:val="21"/>
+        </w:rPr>
+        <w:t>Paul knew how to give a local, reputational reason. He gives one in the same letter: instruction to younger widows so "the adversary is given no occasion for slander" (1 Timothy 5:14).</w:t>
+      </w:r>
+    </w:p>
+    <w:p>
+      <w:pPr>
+        <w:pStyle w:val="code-line"/>
+        <w:spacing w:before="0" w:beforeAutospacing="0" w:after="240" w:afterAutospacing="0"/>
+        <w:rPr>
+          <w:rFonts w:ascii="Segoe UI" w:hAnsi="Segoe UI" w:cs="Segoe UI"/>
+          <w:color w:val="352F3D"/>
+          <w:sz w:val="21"/>
+          <w:szCs w:val="21"/>
+        </w:rPr>
+      </w:pPr>
+      <w:r>
+        <w:rPr>
+          <w:rFonts w:ascii="Segoe UI" w:hAnsi="Segoe UI" w:cs="Segoe UI"/>
+          <w:color w:val="352F3D"/>
+          <w:sz w:val="21"/>
+          <w:szCs w:val="21"/>
+        </w:rPr>
+        <w:t>He does not use that kind of reason in 2:13</w:t>
+      </w:r>
+      <w:r>
+        <w:rPr>
+          <w:rFonts w:ascii="Segoe UI" w:hAnsi="Segoe UI" w:cs="Segoe UI"/>
+          <w:color w:val="352F3D"/>
+          <w:sz w:val="21"/>
+          <w:szCs w:val="21"/>
+        </w:rPr>
+        <w:t>-</w:t>
+      </w:r>
+      <w:r>
+        <w:rPr>
+          <w:rFonts w:ascii="Segoe UI" w:hAnsi="Segoe UI" w:cs="Segoe UI"/>
+          <w:color w:val="352F3D"/>
+          <w:sz w:val="21"/>
+          <w:szCs w:val="21"/>
+        </w:rPr>
+        <w:t xml:space="preserve">14. </w:t>
+      </w:r>
+      <w:r>
+        <w:rPr>
+          <w:rFonts w:ascii="Segoe UI" w:hAnsi="Segoe UI" w:cs="Segoe UI"/>
+          <w:color w:val="352F3D"/>
+          <w:sz w:val="21"/>
+          <w:szCs w:val="21"/>
+        </w:rPr>
+        <w:t>Instead,</w:t>
+      </w:r>
+      <w:r>
+        <w:rPr>
+          <w:rFonts w:ascii="Segoe UI" w:hAnsi="Segoe UI" w:cs="Segoe UI"/>
+          <w:color w:val="352F3D"/>
+          <w:sz w:val="21"/>
+          <w:szCs w:val="21"/>
+        </w:rPr>
+        <w:t xml:space="preserve"> he writes, "</w:t>
+      </w:r>
+      <w:r>
+        <w:rPr>
+          <w:rStyle w:val="Strong"/>
+          <w:rFonts w:ascii="Segoe UI" w:hAnsi="Segoe UI" w:cs="Segoe UI"/>
+          <w:color w:val="352F3D"/>
+          <w:sz w:val="21"/>
+          <w:szCs w:val="21"/>
+        </w:rPr>
+        <w:t>For</w:t>
+      </w:r>
+      <w:r>
+        <w:rPr>
+          <w:rFonts w:ascii="Segoe UI" w:hAnsi="Segoe UI" w:cs="Segoe UI"/>
+          <w:color w:val="352F3D"/>
+          <w:sz w:val="21"/>
+          <w:szCs w:val="21"/>
+        </w:rPr>
+        <w:t> Adam was formed first and then Eve."</w:t>
+      </w:r>
+    </w:p>
+    <w:p>
+      <w:pPr>
+        <w:pStyle w:val="code-line"/>
+        <w:spacing w:before="0" w:beforeAutospacing="0" w:after="240" w:afterAutospacing="0"/>
+        <w:rPr>
+          <w:rFonts w:ascii="Segoe UI" w:hAnsi="Segoe UI" w:cs="Segoe UI"/>
+          <w:color w:val="352F3D"/>
+          <w:sz w:val="21"/>
+          <w:szCs w:val="21"/>
+        </w:rPr>
+      </w:pPr>
+      <w:r>
+        <w:rPr>
+          <w:rFonts w:ascii="Segoe UI" w:hAnsi="Segoe UI" w:cs="Segoe UI"/>
+          <w:color w:val="352F3D"/>
+          <w:sz w:val="21"/>
+          <w:szCs w:val="21"/>
+        </w:rPr>
+        <w:t>That word "for" marks his stated rationale. Given a choice between a local argument and a creation argument, in a letter where he demonstrably knows how to make both, Paul reaches past Ephesus to Genesis.</w:t>
+      </w:r>
+    </w:p>
+    <w:p>
+      <w:pPr>
+        <w:pStyle w:val="code-line"/>
+        <w:spacing w:before="0" w:beforeAutospacing="0" w:after="240" w:afterAutospacing="0"/>
+        <w:rPr>
+          <w:rFonts w:ascii="Segoe UI" w:hAnsi="Segoe UI" w:cs="Segoe UI"/>
+          <w:color w:val="352F3D"/>
+          <w:sz w:val="21"/>
+          <w:szCs w:val="21"/>
+        </w:rPr>
+      </w:pPr>
+      <w:r>
+        <w:rPr>
+          <w:rFonts w:ascii="Segoe UI" w:hAnsi="Segoe UI" w:cs="Segoe UI"/>
+          <w:color w:val="352F3D"/>
+          <w:sz w:val="21"/>
+          <w:szCs w:val="21"/>
+        </w:rPr>
+        <w:t xml:space="preserve">This is the strongest internal evidence that the instruction is not a culturally contingent </w:t>
+      </w:r>
+      <w:proofErr w:type="gramStart"/>
+      <w:r>
+        <w:rPr>
+          <w:rFonts w:ascii="Segoe UI" w:hAnsi="Segoe UI" w:cs="Segoe UI"/>
+          <w:color w:val="352F3D"/>
+          <w:sz w:val="21"/>
+          <w:szCs w:val="21"/>
+        </w:rPr>
+        <w:t>stop</w:t>
+      </w:r>
+      <w:r>
+        <w:rPr>
+          <w:rFonts w:ascii="Segoe UI" w:hAnsi="Segoe UI" w:cs="Segoe UI"/>
+          <w:color w:val="352F3D"/>
+          <w:sz w:val="21"/>
+          <w:szCs w:val="21"/>
+        </w:rPr>
+        <w:t>-</w:t>
+      </w:r>
+      <w:r>
+        <w:rPr>
+          <w:rFonts w:ascii="Segoe UI" w:hAnsi="Segoe UI" w:cs="Segoe UI"/>
+          <w:color w:val="352F3D"/>
+          <w:sz w:val="21"/>
+          <w:szCs w:val="21"/>
+        </w:rPr>
+        <w:t>gap</w:t>
+      </w:r>
+      <w:proofErr w:type="gramEnd"/>
+      <w:r>
+        <w:rPr>
+          <w:rFonts w:ascii="Segoe UI" w:hAnsi="Segoe UI" w:cs="Segoe UI"/>
+          <w:color w:val="352F3D"/>
+          <w:sz w:val="21"/>
+          <w:szCs w:val="21"/>
+        </w:rPr>
+        <w:t>.</w:t>
+      </w:r>
+    </w:p>
+    <w:p>
+      <w:pPr>
+        <w:pStyle w:val="Heading2"/>
+        <w:spacing w:before="360" w:after="240"/>
+        <w:rPr>
+          <w:rFonts w:ascii="Segoe UI" w:hAnsi="Segoe UI" w:cs="Segoe UI"/>
+          <w:color w:val="352F3D"/>
+          <w:sz w:val="36"/>
+          <w:szCs w:val="36"/>
+        </w:rPr>
+      </w:pPr>
+      <w:r>
+        <w:rPr>
+          <w:rFonts w:ascii="Segoe UI" w:hAnsi="Segoe UI" w:cs="Segoe UI"/>
+          <w:color w:val="352F3D"/>
+        </w:rPr>
+        <w:t>Toward New Creation</w:t>
+      </w:r>
+    </w:p>
+    <w:p>
+      <w:pPr>
+        <w:pStyle w:val="code-line"/>
+        <w:spacing w:before="0" w:beforeAutospacing="0" w:after="240" w:afterAutospacing="0"/>
+        <w:rPr>
+          <w:rFonts w:ascii="Segoe UI" w:hAnsi="Segoe UI" w:cs="Segoe UI"/>
+          <w:color w:val="352F3D"/>
+          <w:sz w:val="21"/>
+          <w:szCs w:val="21"/>
+        </w:rPr>
+      </w:pPr>
+      <w:r>
+        <w:rPr>
+          <w:rFonts w:ascii="Segoe UI" w:hAnsi="Segoe UI" w:cs="Segoe UI"/>
+          <w:color w:val="352F3D"/>
+          <w:sz w:val="21"/>
+          <w:szCs w:val="21"/>
+        </w:rPr>
+        <w:t>The Bible's trajectory points toward the </w:t>
+      </w:r>
+      <w:r>
+        <w:rPr>
+          <w:rStyle w:val="Strong"/>
+          <w:rFonts w:ascii="Segoe UI" w:hAnsi="Segoe UI" w:cs="Segoe UI"/>
+          <w:color w:val="352F3D"/>
+          <w:sz w:val="21"/>
+          <w:szCs w:val="21"/>
+        </w:rPr>
+        <w:t>new creation</w:t>
+      </w:r>
+      <w:r>
+        <w:rPr>
+          <w:rFonts w:ascii="Segoe UI" w:hAnsi="Segoe UI" w:cs="Segoe UI"/>
+          <w:color w:val="352F3D"/>
+          <w:sz w:val="21"/>
+          <w:szCs w:val="21"/>
+        </w:rPr>
+        <w:t>, where redeemed humanity shares in Christ's reign (Revelation 22:5) and communion with God is restored.</w:t>
+      </w:r>
+    </w:p>
+    <w:p>
+      <w:pPr>
+        <w:pStyle w:val="code-line"/>
+        <w:spacing w:before="0" w:beforeAutospacing="0" w:after="240" w:afterAutospacing="0"/>
+        <w:rPr>
+          <w:rFonts w:ascii="Segoe UI" w:hAnsi="Segoe UI" w:cs="Segoe UI"/>
+          <w:color w:val="352F3D"/>
+          <w:sz w:val="21"/>
+          <w:szCs w:val="21"/>
+        </w:rPr>
+      </w:pPr>
+      <w:r>
+        <w:rPr>
+          <w:rFonts w:ascii="Segoe UI" w:hAnsi="Segoe UI" w:cs="Segoe UI"/>
+          <w:color w:val="352F3D"/>
+          <w:sz w:val="21"/>
+          <w:szCs w:val="21"/>
+        </w:rPr>
+        <w:t>Present structures of authority function as safeguards and signs within a fallen world. They point toward God's goal: a restored family of sons and daughters living in ordered love under Christ.</w:t>
+      </w:r>
+    </w:p>
+    <w:p>
+      <w:pPr>
+        <w:pStyle w:val="code-line"/>
+        <w:spacing w:before="0" w:beforeAutospacing="0" w:after="240" w:afterAutospacing="0"/>
+        <w:rPr>
+          <w:rFonts w:ascii="Segoe UI" w:hAnsi="Segoe UI" w:cs="Segoe UI"/>
+          <w:color w:val="352F3D"/>
+          <w:sz w:val="21"/>
+          <w:szCs w:val="21"/>
+        </w:rPr>
+      </w:pPr>
+      <w:r>
+        <w:rPr>
+          <w:rFonts w:ascii="Segoe UI" w:hAnsi="Segoe UI" w:cs="Segoe UI"/>
+          <w:color w:val="352F3D"/>
+          <w:sz w:val="21"/>
+          <w:szCs w:val="21"/>
+        </w:rPr>
+        <w:t>The church is called a household (1 Timothy 3:15), a family, a body, a bride. Not a corporation. Not a competitive platform. In a family, authority exists, love governs it, sacrifice defines it, and flourishing is shared.</w:t>
+      </w:r>
+    </w:p>
+    <w:p>
+      <w:pPr>
+        <w:pStyle w:val="code-line"/>
+        <w:spacing w:before="0" w:beforeAutospacing="0" w:after="240" w:afterAutospacing="0"/>
+        <w:rPr>
+          <w:rFonts w:ascii="Segoe UI" w:hAnsi="Segoe UI" w:cs="Segoe UI"/>
+          <w:color w:val="352F3D"/>
+          <w:sz w:val="21"/>
+          <w:szCs w:val="21"/>
+        </w:rPr>
+      </w:pPr>
+      <w:r>
+        <w:rPr>
+          <w:rFonts w:ascii="Segoe UI" w:hAnsi="Segoe UI" w:cs="Segoe UI"/>
+          <w:color w:val="352F3D"/>
+          <w:sz w:val="21"/>
+          <w:szCs w:val="21"/>
+        </w:rPr>
+        <w:t>Order of this kind is not about control. It is about communion.</w:t>
       </w:r>
     </w:p>
     <w:p>
@@ -22,395 +1338,11 @@
         </w:rPr>
       </w:pPr>
     </w:p>
-    <w:p>
-      <w:pPr>
-        <w:pStyle w:val="NormalWeb"/>
-        <w:spacing w:before="0" w:beforeAutospacing="0" w:after="0" w:afterAutospacing="0"/>
-        <w:rPr>
-          <w:rFonts w:ascii="Calibri" w:hAnsi="Calibri" w:cs="Calibri"/>
-          <w:sz w:val="22"/>
-          <w:szCs w:val="22"/>
-        </w:rPr>
-      </w:pPr>
-      <w:r>
-        <w:rPr>
-          <w:rFonts w:ascii="Calibri" w:hAnsi="Calibri" w:cs="Calibri"/>
-          <w:sz w:val="22"/>
-          <w:szCs w:val="22"/>
-        </w:rPr>
-        <w:t xml:space="preserve">The biblical discussion of roles in the church must be understood within the larger storyline of Scripture: </w:t>
-      </w:r>
-      <w:r>
-        <w:rPr>
-          <w:rFonts w:ascii="Calibri" w:hAnsi="Calibri" w:cs="Calibri"/>
-          <w:b/>
-          <w:bCs/>
-          <w:sz w:val="22"/>
-          <w:szCs w:val="22"/>
-        </w:rPr>
-        <w:t>creation, fall, redemption, and new creation</w:t>
-      </w:r>
-      <w:r>
-        <w:rPr>
-          <w:rFonts w:ascii="Calibri" w:hAnsi="Calibri" w:cs="Calibri"/>
-          <w:sz w:val="22"/>
-          <w:szCs w:val="22"/>
-        </w:rPr>
-        <w:t xml:space="preserve">. In Genesis 1–2, men and women are created equally in the image of God and share the mandate to rule the earth. At the same time, the creation narrative introduces an </w:t>
-      </w:r>
-      <w:r>
-        <w:rPr>
-          <w:rFonts w:ascii="Calibri" w:hAnsi="Calibri" w:cs="Calibri"/>
-          <w:b/>
-          <w:bCs/>
-          <w:sz w:val="22"/>
-          <w:szCs w:val="22"/>
-        </w:rPr>
-        <w:t>ordered partnership</w:t>
-      </w:r>
-      <w:r>
-        <w:rPr>
-          <w:rFonts w:ascii="Calibri" w:hAnsi="Calibri" w:cs="Calibri"/>
-          <w:sz w:val="22"/>
-          <w:szCs w:val="22"/>
-        </w:rPr>
-        <w:t xml:space="preserve">—Adam is formed first and Eve is created from him as a corresponding helper. This differentiation exists </w:t>
-      </w:r>
-      <w:r>
-        <w:rPr>
-          <w:rFonts w:ascii="Calibri" w:hAnsi="Calibri" w:cs="Calibri"/>
-          <w:b/>
-          <w:bCs/>
-          <w:sz w:val="22"/>
-          <w:szCs w:val="22"/>
-        </w:rPr>
-        <w:t>before the fall</w:t>
-      </w:r>
-      <w:r>
-        <w:rPr>
-          <w:rFonts w:ascii="Calibri" w:hAnsi="Calibri" w:cs="Calibri"/>
-          <w:sz w:val="22"/>
-          <w:szCs w:val="22"/>
-        </w:rPr>
-        <w:t>, indicating that male–female distinction is part of God’s good design rather than a product of sin.</w:t>
-      </w:r>
-    </w:p>
-    <w:p>
-      <w:pPr>
-        <w:pStyle w:val="NormalWeb"/>
-        <w:spacing w:before="0" w:beforeAutospacing="0" w:after="0" w:afterAutospacing="0"/>
-        <w:rPr>
-          <w:rFonts w:ascii="Calibri" w:hAnsi="Calibri" w:cs="Calibri"/>
-          <w:sz w:val="22"/>
-          <w:szCs w:val="22"/>
-        </w:rPr>
-      </w:pPr>
-      <w:r>
-        <w:rPr>
-          <w:rFonts w:ascii="Calibri" w:hAnsi="Calibri" w:cs="Calibri"/>
-          <w:sz w:val="22"/>
-          <w:szCs w:val="22"/>
-        </w:rPr>
-        <w:t> </w:t>
-      </w:r>
-    </w:p>
-    <w:p>
-      <w:pPr>
-        <w:pStyle w:val="NormalWeb"/>
-        <w:spacing w:before="0" w:beforeAutospacing="0" w:after="0" w:afterAutospacing="0"/>
-        <w:rPr>
-          <w:rFonts w:ascii="Calibri" w:hAnsi="Calibri" w:cs="Calibri"/>
-          <w:sz w:val="22"/>
-          <w:szCs w:val="22"/>
-        </w:rPr>
-      </w:pPr>
-      <w:r>
-        <w:rPr>
-          <w:rFonts w:ascii="Calibri" w:hAnsi="Calibri" w:cs="Calibri"/>
-          <w:sz w:val="22"/>
-          <w:szCs w:val="22"/>
-        </w:rPr>
-        <w:t xml:space="preserve">The fall in Genesis 3 introduces disorder into this relationship. The serpent deceives Eve, Adam fails to guard, and the created harmony collapses into mistrust and domination. Paul later appeals to this narrative (1 Tim 2:13–14) not to assert female inferiority but to illustrate how </w:t>
-      </w:r>
-      <w:r>
-        <w:rPr>
-          <w:rFonts w:ascii="Calibri" w:hAnsi="Calibri" w:cs="Calibri"/>
-          <w:b/>
-          <w:bCs/>
-          <w:sz w:val="22"/>
-          <w:szCs w:val="22"/>
-        </w:rPr>
-        <w:t>deception and disorder can enter when God’s design is disrupted</w:t>
-      </w:r>
-      <w:r>
-        <w:rPr>
-          <w:rFonts w:ascii="Calibri" w:hAnsi="Calibri" w:cs="Calibri"/>
-          <w:sz w:val="22"/>
-          <w:szCs w:val="22"/>
-        </w:rPr>
-        <w:t>. In the church, where false teaching threatens the community, Paul emphasizes guarding doctrinal authority and maintaining ordered relationships.</w:t>
-      </w:r>
-    </w:p>
-    <w:p>
-      <w:pPr>
-        <w:pStyle w:val="NormalWeb"/>
-        <w:spacing w:before="0" w:beforeAutospacing="0" w:after="0" w:afterAutospacing="0"/>
-        <w:rPr>
-          <w:rFonts w:ascii="Calibri" w:hAnsi="Calibri" w:cs="Calibri"/>
-          <w:sz w:val="22"/>
-          <w:szCs w:val="22"/>
-        </w:rPr>
-      </w:pPr>
-      <w:r>
-        <w:rPr>
-          <w:rFonts w:ascii="Calibri" w:hAnsi="Calibri" w:cs="Calibri"/>
-          <w:sz w:val="22"/>
-          <w:szCs w:val="22"/>
-        </w:rPr>
-        <w:t> </w:t>
-      </w:r>
-    </w:p>
-    <w:p>
-      <w:pPr>
-        <w:pStyle w:val="NormalWeb"/>
-        <w:spacing w:before="0" w:beforeAutospacing="0" w:after="0" w:afterAutospacing="0"/>
-        <w:rPr>
-          <w:rFonts w:ascii="Calibri" w:hAnsi="Calibri" w:cs="Calibri"/>
-          <w:sz w:val="22"/>
-          <w:szCs w:val="22"/>
-        </w:rPr>
-      </w:pPr>
-      <w:r>
-        <w:rPr>
-          <w:rFonts w:ascii="Calibri" w:hAnsi="Calibri" w:cs="Calibri"/>
-          <w:sz w:val="22"/>
-          <w:szCs w:val="22"/>
-        </w:rPr>
-        <w:t xml:space="preserve">Paul’s theology also frames Adam as a </w:t>
-      </w:r>
-      <w:r>
-        <w:rPr>
-          <w:rFonts w:ascii="Calibri" w:hAnsi="Calibri" w:cs="Calibri"/>
-          <w:b/>
-          <w:bCs/>
-          <w:sz w:val="22"/>
-          <w:szCs w:val="22"/>
-        </w:rPr>
-        <w:t>type of Christ</w:t>
-      </w:r>
-      <w:r>
-        <w:rPr>
-          <w:rFonts w:ascii="Calibri" w:hAnsi="Calibri" w:cs="Calibri"/>
-          <w:sz w:val="22"/>
-          <w:szCs w:val="22"/>
-        </w:rPr>
-        <w:t xml:space="preserve"> (Rom 5:14), the “last Adam” who restores humanity through obedience. In Ephesians 5, Paul connects the Genesis marriage pattern to </w:t>
-      </w:r>
-      <w:r>
-        <w:rPr>
-          <w:rFonts w:ascii="Calibri" w:hAnsi="Calibri" w:cs="Calibri"/>
-          <w:b/>
-          <w:bCs/>
-          <w:sz w:val="22"/>
-          <w:szCs w:val="22"/>
-        </w:rPr>
-        <w:t>Christ and the church</w:t>
-      </w:r>
-      <w:r>
-        <w:rPr>
-          <w:rFonts w:ascii="Calibri" w:hAnsi="Calibri" w:cs="Calibri"/>
-          <w:sz w:val="22"/>
-          <w:szCs w:val="22"/>
-        </w:rPr>
-        <w:t>, suggesting that the original relationship between Adam and Eve symbolically anticipates the union between Christ (the head) and His people (the bride). From this perspective, some aspects of church order may intentionally reflect this creational and redemptive pattern.</w:t>
-      </w:r>
-    </w:p>
-    <w:p>
-      <w:pPr>
-        <w:pStyle w:val="NormalWeb"/>
-        <w:spacing w:before="0" w:beforeAutospacing="0" w:after="0" w:afterAutospacing="0"/>
-        <w:rPr>
-          <w:rFonts w:ascii="Calibri" w:hAnsi="Calibri" w:cs="Calibri"/>
-          <w:sz w:val="22"/>
-          <w:szCs w:val="22"/>
-        </w:rPr>
-      </w:pPr>
-      <w:r>
-        <w:rPr>
-          <w:rFonts w:ascii="Calibri" w:hAnsi="Calibri" w:cs="Calibri"/>
-          <w:sz w:val="22"/>
-          <w:szCs w:val="22"/>
-        </w:rPr>
-        <w:t> </w:t>
-      </w:r>
-    </w:p>
-    <w:p>
-      <w:pPr>
-        <w:pStyle w:val="NormalWeb"/>
-        <w:spacing w:before="0" w:beforeAutospacing="0" w:after="0" w:afterAutospacing="0"/>
-        <w:rPr>
-          <w:rFonts w:ascii="Calibri" w:hAnsi="Calibri" w:cs="Calibri"/>
-          <w:sz w:val="22"/>
-          <w:szCs w:val="22"/>
-        </w:rPr>
-      </w:pPr>
-      <w:r>
-        <w:rPr>
-          <w:rFonts w:ascii="Calibri" w:hAnsi="Calibri" w:cs="Calibri"/>
-          <w:sz w:val="22"/>
-          <w:szCs w:val="22"/>
-        </w:rPr>
-        <w:t xml:space="preserve">However, Scripture also shows that men and women participate together in ministry. Women pray and prophesy in the gathered church (1 Cor 11:5), serve as coworkers in the gospel (Rom 16; Phil 4:2–3), and teach in appropriate contexts (Titus 2). The restriction in 1 Timothy 2 most naturally refers not to all forms of speech but to </w:t>
-      </w:r>
-      <w:r>
-        <w:rPr>
-          <w:rFonts w:ascii="Calibri" w:hAnsi="Calibri" w:cs="Calibri"/>
-          <w:b/>
-          <w:bCs/>
-          <w:sz w:val="22"/>
-          <w:szCs w:val="22"/>
-        </w:rPr>
-        <w:t>authoritative doctrinal teaching tied to church governance</w:t>
-      </w:r>
-      <w:r>
-        <w:rPr>
-          <w:rFonts w:ascii="Calibri" w:hAnsi="Calibri" w:cs="Calibri"/>
-          <w:sz w:val="22"/>
-          <w:szCs w:val="22"/>
-        </w:rPr>
-        <w:t>.</w:t>
-      </w:r>
-    </w:p>
-    <w:p>
-      <w:pPr>
-        <w:pStyle w:val="NormalWeb"/>
-        <w:spacing w:before="0" w:beforeAutospacing="0" w:after="0" w:afterAutospacing="0"/>
-        <w:rPr>
-          <w:rFonts w:ascii="Calibri" w:hAnsi="Calibri" w:cs="Calibri"/>
-          <w:sz w:val="22"/>
-          <w:szCs w:val="22"/>
-        </w:rPr>
-      </w:pPr>
-      <w:r>
-        <w:rPr>
-          <w:rFonts w:ascii="Calibri" w:hAnsi="Calibri" w:cs="Calibri"/>
-          <w:sz w:val="22"/>
-          <w:szCs w:val="22"/>
-        </w:rPr>
-        <w:t> </w:t>
-      </w:r>
-    </w:p>
-    <w:p>
-      <w:pPr>
-        <w:pStyle w:val="NormalWeb"/>
-        <w:spacing w:before="0" w:beforeAutospacing="0" w:after="0" w:afterAutospacing="0"/>
-        <w:rPr>
-          <w:rFonts w:ascii="Calibri" w:hAnsi="Calibri" w:cs="Calibri"/>
-          <w:sz w:val="22"/>
-          <w:szCs w:val="22"/>
-        </w:rPr>
-      </w:pPr>
-      <w:r>
-        <w:rPr>
-          <w:rFonts w:ascii="Calibri" w:hAnsi="Calibri" w:cs="Calibri"/>
-          <w:sz w:val="22"/>
-          <w:szCs w:val="22"/>
-        </w:rPr>
-        <w:t xml:space="preserve">Finally, the Bible’s trajectory points toward the </w:t>
-      </w:r>
-      <w:r>
-        <w:rPr>
-          <w:rFonts w:ascii="Calibri" w:hAnsi="Calibri" w:cs="Calibri"/>
-          <w:b/>
-          <w:bCs/>
-          <w:sz w:val="22"/>
-          <w:szCs w:val="22"/>
-        </w:rPr>
-        <w:t>new creation</w:t>
-      </w:r>
-      <w:r>
-        <w:rPr>
-          <w:rFonts w:ascii="Calibri" w:hAnsi="Calibri" w:cs="Calibri"/>
-          <w:sz w:val="22"/>
-          <w:szCs w:val="22"/>
-        </w:rPr>
-        <w:t xml:space="preserve">, where redeemed humanity shares in Christ’s reign (Rev 22:5) and perfect communion with God is restored. Present structures of authority may function as safeguards and signs within a fallen world, pointing toward God’s </w:t>
-      </w:r>
-      <w:proofErr w:type="gramStart"/>
-      <w:r>
-        <w:rPr>
-          <w:rFonts w:ascii="Calibri" w:hAnsi="Calibri" w:cs="Calibri"/>
-          <w:sz w:val="22"/>
-          <w:szCs w:val="22"/>
-        </w:rPr>
-        <w:t>ultimate goal</w:t>
-      </w:r>
-      <w:proofErr w:type="gramEnd"/>
-      <w:r>
-        <w:rPr>
-          <w:rFonts w:ascii="Calibri" w:hAnsi="Calibri" w:cs="Calibri"/>
-          <w:sz w:val="22"/>
-          <w:szCs w:val="22"/>
-        </w:rPr>
-        <w:t>: a restored family of sons and daughters living in ordered love under Christ.</w:t>
-      </w:r>
-    </w:p>
     <w:p/>
     <w:p/>
-    <w:p>
-      <w:pPr>
-        <w:jc w:val="center"/>
-      </w:pPr>
-      <w:r>
-        <w:rPr>
-          <w:noProof/>
-        </w:rPr>
-        <w:drawing>
-          <wp:inline distT="0" distB="0" distL="0" distR="0" wp14:anchorId="5FB81292" wp14:editId="48D4A304">
-            <wp:extent cx="1661160" cy="1661160"/>
-            <wp:effectExtent l="0" t="0" r="2540" b="2540"/>
-            <wp:docPr id="1994191753" name="Picture 1"/>
-            <wp:cNvGraphicFramePr>
-              <a:graphicFrameLocks xmlns:a="http://schemas.openxmlformats.org/drawingml/2006/main" noChangeAspect="1"/>
-            </wp:cNvGraphicFramePr>
-            <a:graphic xmlns:a="http://schemas.openxmlformats.org/drawingml/2006/main">
-              <a:graphicData uri="http://schemas.openxmlformats.org/drawingml/2006/picture">
-                <pic:pic xmlns:pic="http://schemas.openxmlformats.org/drawingml/2006/picture">
-                  <pic:nvPicPr>
-                    <pic:cNvPr id="1994191753" name="Picture 1994191753"/>
-                    <pic:cNvPicPr/>
-                  </pic:nvPicPr>
-                  <pic:blipFill>
-                    <a:blip r:embed="rId6" cstate="print">
-                      <a:extLst>
-                        <a:ext uri="{28A0092B-C50C-407E-A947-70E740481C1C}">
-                          <a14:useLocalDpi xmlns:a14="http://schemas.microsoft.com/office/drawing/2010/main" val="0"/>
-                        </a:ext>
-                      </a:extLst>
-                    </a:blip>
-                    <a:stretch>
-                      <a:fillRect/>
-                    </a:stretch>
-                  </pic:blipFill>
-                  <pic:spPr>
-                    <a:xfrm>
-                      <a:off x="0" y="0"/>
-                      <a:ext cx="1661160" cy="1661160"/>
-                    </a:xfrm>
-                    <a:prstGeom prst="rect">
-                      <a:avLst/>
-                    </a:prstGeom>
-                  </pic:spPr>
-                </pic:pic>
-              </a:graphicData>
-            </a:graphic>
-          </wp:inline>
-        </w:drawing>
-      </w:r>
-    </w:p>
     <w:sectPr>
-      <w:footerReference w:type="even" r:id="rId7"/>
-      <w:footerReference w:type="default" r:id="rId8"/>
+      <w:footerReference w:type="even" r:id="rId6"/>
+      <w:footerReference w:type="default" r:id="rId7"/>
       <w:pgSz w:w="12240" w:h="15840"/>
       <w:pgMar w:top="1440" w:right="1440" w:bottom="1440" w:left="1440" w:header="720" w:footer="720" w:gutter="0"/>
       <w:cols w:space="720"/>
@@ -421,7 +1353,7 @@
 </file>
 
 <file path=word/endnotes.xml><?xml version="1.0" encoding="utf-8"?>
-<w:endnotes xmlns:wpc="http://schemas.microsoft.com/office/word/2010/wordprocessingCanvas" xmlns:cx="http://schemas.microsoft.com/office/drawing/2014/chartex" xmlns:cx1="http://schemas.microsoft.com/office/drawing/2015/9/8/chartex" xmlns:cx2="http://schemas.microsoft.com/office/drawing/2015/10/21/chartex" xmlns:cx3="http://schemas.microsoft.com/office/drawing/2016/5/9/chartex" xmlns:cx4="http://schemas.microsoft.com/office/drawing/2016/5/10/chartex" xmlns:cx5="http://schemas.microsoft.com/office/drawing/2016/5/11/chartex" xmlns:cx6="http://schemas.microsoft.com/office/drawing/2016/5/12/chartex" xmlns:cx7="http://schemas.microsoft.com/office/drawing/2016/5/13/chartex" xmlns:cx8="http://schemas.microsoft.com/office/drawing/2016/5/14/chartex" xmlns:mc="http://schemas.openxmlformats.org/markup-compatibility/2006" xmlns:aink="http://schemas.microsoft.com/office/drawing/2016/ink" xmlns:am3d="http://schemas.microsoft.com/office/drawing/2017/model3d" xmlns:o="urn:schemas-microsoft-com:office:office" xmlns:oel="http://schemas.microsoft.com/office/2019/extlst" xmlns:r="http://schemas.openxmlformats.org/officeDocument/2006/relationships" xmlns:m="http://schemas.openxmlformats.org/officeDocument/2006/math" xmlns:v="urn:schemas-microsoft-com:vml" xmlns:wp14="http://schemas.microsoft.com/office/word/2010/wordprocessingDrawing" xmlns:wp="http://schemas.openxmlformats.org/drawingml/2006/wordprocessingDrawing" xmlns:w10="urn:schemas-microsoft-com:office:word" xmlns:w="http://schemas.openxmlformats.org/wordprocessingml/2006/main" xmlns:w14="http://schemas.microsoft.com/office/word/2010/wordml" xmlns:w15="http://schemas.microsoft.com/office/word/2012/wordml" xmlns:w16cex="http://schemas.microsoft.com/office/word/2018/wordml/cex" xmlns:w16cid="http://schemas.microsoft.com/office/word/2016/wordml/cid" xmlns:w16="http://schemas.microsoft.com/office/word/2018/wordml" xmlns:w16du="http://schemas.microsoft.com/office/word/2023/wordml/word16du" xmlns:w16sdtdh="http://schemas.microsoft.com/office/word/2020/wordml/sdtdatahash" xmlns:w16sdtfl="http://schemas.microsoft.com/office/word/2024/wordml/sdtformatlock" xmlns:w16se="http://schemas.microsoft.com/office/word/2015/wordml/symex" xmlns:wpg="http://schemas.microsoft.com/office/word/2010/wordprocessingGroup" xmlns:wpi="http://schemas.microsoft.com/office/word/2010/wordprocessingInk" xmlns:wne="http://schemas.microsoft.com/office/word/2006/wordml" xmlns:wps="http://schemas.microsoft.com/office/word/2010/wordprocessingShape" mc:Ignorable="w14 w15 w16se w16cid w16 w16cex w16sdtdh w16sdtfl w16du wp14">
+<w:endnotes xmlns:wpc="http://schemas.microsoft.com/office/word/2010/wordprocessingCanvas" xmlns:cx="http://schemas.microsoft.com/office/drawing/2014/chartex" xmlns:cx1="http://schemas.microsoft.com/office/drawing/2015/9/8/chartex" xmlns:cx2="http://schemas.microsoft.com/office/drawing/2015/10/21/chartex" xmlns:cx3="http://schemas.microsoft.com/office/drawing/2016/5/9/chartex" xmlns:cx4="http://schemas.microsoft.com/office/drawing/2016/5/10/chartex" xmlns:cx5="http://schemas.microsoft.com/office/drawing/2016/5/11/chartex" xmlns:cx6="http://schemas.microsoft.com/office/drawing/2016/5/12/chartex" xmlns:cx7="http://schemas.microsoft.com/office/drawing/2016/5/13/chartex" xmlns:cx8="http://schemas.microsoft.com/office/drawing/2016/5/14/chartex" xmlns:mc="http://schemas.openxmlformats.org/markup-compatibility/2006" xmlns:m="http://schemas.openxmlformats.org/officeDocument/2006/math" xmlns:aink="http://schemas.microsoft.com/office/drawing/2016/ink" xmlns:am3d="http://schemas.microsoft.com/office/drawing/2017/model3d" xmlns:oel="http://schemas.microsoft.com/office/2019/extlst" xmlns:r="http://schemas.openxmlformats.org/officeDocument/2006/relationships" xmlns:wp14="http://schemas.microsoft.com/office/word/2010/wordprocessingDrawing" xmlns:wp="http://schemas.openxmlformats.org/drawingml/2006/wordprocessingDrawing" xmlns:wpg="http://schemas.microsoft.com/office/word/2010/wordprocessingGroup" xmlns:wpi="http://schemas.microsoft.com/office/word/2010/wordprocessingInk" xmlns:wps="http://schemas.microsoft.com/office/word/2010/wordprocessingShape" xmlns:o="urn:schemas-microsoft-com:office:office" xmlns:v="urn:schemas-microsoft-com:vml" xmlns:w10="urn:schemas-microsoft-com:office:word" xmlns:w="http://schemas.openxmlformats.org/wordprocessingml/2006/main" xmlns:w14="http://schemas.microsoft.com/office/word/2010/wordml" xmlns:w15="http://schemas.microsoft.com/office/word/2012/wordml" xmlns:w16cei="http://schemas.microsoft.com/office/word/2026/wordml/cei" xmlns:w16cex="http://schemas.microsoft.com/office/word/2018/wordml/cex" xmlns:w16cid="http://schemas.microsoft.com/office/word/2016/wordml/cid" xmlns:w16="http://schemas.microsoft.com/office/word/2018/wordml" xmlns:w16sdtdh="http://schemas.microsoft.com/office/word/2020/wordml/sdtdatahash" xmlns:w16sdtfl="http://schemas.microsoft.com/office/word/2024/wordml/sdtformatlock" xmlns:w16se="http://schemas.microsoft.com/office/word/2015/wordml/symex" xmlns:w16du="http://schemas.microsoft.com/office/word/2023/wordml/word16du" xmlns:wne="http://schemas.microsoft.com/office/word/2006/wordml" mc:Ignorable="w14 w15 w16se w16cid w16 w16cex w16sdtdh w16sdtfl w16du wp14">
   <w:endnote w:type="separator" w:id="-1">
     <w:p>
       <w:pPr>
@@ -446,7 +1378,7 @@
 </file>
 
 <file path=word/footer1.xml><?xml version="1.0" encoding="utf-8"?>
-<w:ftr xmlns:wpc="http://schemas.microsoft.com/office/word/2010/wordprocessingCanvas" xmlns:cx="http://schemas.microsoft.com/office/drawing/2014/chartex" xmlns:cx1="http://schemas.microsoft.com/office/drawing/2015/9/8/chartex" xmlns:cx2="http://schemas.microsoft.com/office/drawing/2015/10/21/chartex" xmlns:cx3="http://schemas.microsoft.com/office/drawing/2016/5/9/chartex" xmlns:cx4="http://schemas.microsoft.com/office/drawing/2016/5/10/chartex" xmlns:cx5="http://schemas.microsoft.com/office/drawing/2016/5/11/chartex" xmlns:cx6="http://schemas.microsoft.com/office/drawing/2016/5/12/chartex" xmlns:cx7="http://schemas.microsoft.com/office/drawing/2016/5/13/chartex" xmlns:cx8="http://schemas.microsoft.com/office/drawing/2016/5/14/chartex" xmlns:mc="http://schemas.openxmlformats.org/markup-compatibility/2006" xmlns:aink="http://schemas.microsoft.com/office/drawing/2016/ink" xmlns:am3d="http://schemas.microsoft.com/office/drawing/2017/model3d" xmlns:o="urn:schemas-microsoft-com:office:office" xmlns:oel="http://schemas.microsoft.com/office/2019/extlst" xmlns:r="http://schemas.openxmlformats.org/officeDocument/2006/relationships" xmlns:m="http://schemas.openxmlformats.org/officeDocument/2006/math" xmlns:v="urn:schemas-microsoft-com:vml" xmlns:wp14="http://schemas.microsoft.com/office/word/2010/wordprocessingDrawing" xmlns:wp="http://schemas.openxmlformats.org/drawingml/2006/wordprocessingDrawing" xmlns:w10="urn:schemas-microsoft-com:office:word" xmlns:w="http://schemas.openxmlformats.org/wordprocessingml/2006/main" xmlns:w14="http://schemas.microsoft.com/office/word/2010/wordml" xmlns:w15="http://schemas.microsoft.com/office/word/2012/wordml" xmlns:w16cex="http://schemas.microsoft.com/office/word/2018/wordml/cex" xmlns:w16cid="http://schemas.microsoft.com/office/word/2016/wordml/cid" xmlns:w16="http://schemas.microsoft.com/office/word/2018/wordml" xmlns:w16du="http://schemas.microsoft.com/office/word/2023/wordml/word16du" xmlns:w16sdtdh="http://schemas.microsoft.com/office/word/2020/wordml/sdtdatahash" xmlns:w16sdtfl="http://schemas.microsoft.com/office/word/2024/wordml/sdtformatlock" xmlns:w16se="http://schemas.microsoft.com/office/word/2015/wordml/symex" xmlns:wpg="http://schemas.microsoft.com/office/word/2010/wordprocessingGroup" xmlns:wpi="http://schemas.microsoft.com/office/word/2010/wordprocessingInk" xmlns:wne="http://schemas.microsoft.com/office/word/2006/wordml" xmlns:wps="http://schemas.microsoft.com/office/word/2010/wordprocessingShape" mc:Ignorable="w14 w15 w16se w16cid w16 w16cex w16sdtdh w16sdtfl w16du wp14">
+<w:ftr xmlns:wpc="http://schemas.microsoft.com/office/word/2010/wordprocessingCanvas" xmlns:cx="http://schemas.microsoft.com/office/drawing/2014/chartex" xmlns:cx1="http://schemas.microsoft.com/office/drawing/2015/9/8/chartex" xmlns:cx2="http://schemas.microsoft.com/office/drawing/2015/10/21/chartex" xmlns:cx3="http://schemas.microsoft.com/office/drawing/2016/5/9/chartex" xmlns:cx4="http://schemas.microsoft.com/office/drawing/2016/5/10/chartex" xmlns:cx5="http://schemas.microsoft.com/office/drawing/2016/5/11/chartex" xmlns:cx6="http://schemas.microsoft.com/office/drawing/2016/5/12/chartex" xmlns:cx7="http://schemas.microsoft.com/office/drawing/2016/5/13/chartex" xmlns:cx8="http://schemas.microsoft.com/office/drawing/2016/5/14/chartex" xmlns:mc="http://schemas.openxmlformats.org/markup-compatibility/2006" xmlns:m="http://schemas.openxmlformats.org/officeDocument/2006/math" xmlns:aink="http://schemas.microsoft.com/office/drawing/2016/ink" xmlns:am3d="http://schemas.microsoft.com/office/drawing/2017/model3d" xmlns:oel="http://schemas.microsoft.com/office/2019/extlst" xmlns:r="http://schemas.openxmlformats.org/officeDocument/2006/relationships" xmlns:wp14="http://schemas.microsoft.com/office/word/2010/wordprocessingDrawing" xmlns:wp="http://schemas.openxmlformats.org/drawingml/2006/wordprocessingDrawing" xmlns:wpg="http://schemas.microsoft.com/office/word/2010/wordprocessingGroup" xmlns:wpi="http://schemas.microsoft.com/office/word/2010/wordprocessingInk" xmlns:wps="http://schemas.microsoft.com/office/word/2010/wordprocessingShape" xmlns:o="urn:schemas-microsoft-com:office:office" xmlns:v="urn:schemas-microsoft-com:vml" xmlns:w10="urn:schemas-microsoft-com:office:word" xmlns:w="http://schemas.openxmlformats.org/wordprocessingml/2006/main" xmlns:w14="http://schemas.microsoft.com/office/word/2010/wordml" xmlns:w15="http://schemas.microsoft.com/office/word/2012/wordml" xmlns:w16cei="http://schemas.microsoft.com/office/word/2026/wordml/cei" xmlns:w16cex="http://schemas.microsoft.com/office/word/2018/wordml/cex" xmlns:w16cid="http://schemas.microsoft.com/office/word/2016/wordml/cid" xmlns:w16="http://schemas.microsoft.com/office/word/2018/wordml" xmlns:w16sdtdh="http://schemas.microsoft.com/office/word/2020/wordml/sdtdatahash" xmlns:w16sdtfl="http://schemas.microsoft.com/office/word/2024/wordml/sdtformatlock" xmlns:w16se="http://schemas.microsoft.com/office/word/2015/wordml/symex" xmlns:w16du="http://schemas.microsoft.com/office/word/2023/wordml/word16du" xmlns:wne="http://schemas.microsoft.com/office/word/2006/wordml" mc:Ignorable="w14 w15 w16se w16cid w16 w16cex w16sdtdh w16sdtfl w16du wp14">
   <w:sdt>
     <w:sdtPr>
       <w:rPr>
@@ -504,7 +1436,7 @@
 </file>
 
 <file path=word/footer2.xml><?xml version="1.0" encoding="utf-8"?>
-<w:ftr xmlns:wpc="http://schemas.microsoft.com/office/word/2010/wordprocessingCanvas" xmlns:cx="http://schemas.microsoft.com/office/drawing/2014/chartex" xmlns:cx1="http://schemas.microsoft.com/office/drawing/2015/9/8/chartex" xmlns:cx2="http://schemas.microsoft.com/office/drawing/2015/10/21/chartex" xmlns:cx3="http://schemas.microsoft.com/office/drawing/2016/5/9/chartex" xmlns:cx4="http://schemas.microsoft.com/office/drawing/2016/5/10/chartex" xmlns:cx5="http://schemas.microsoft.com/office/drawing/2016/5/11/chartex" xmlns:cx6="http://schemas.microsoft.com/office/drawing/2016/5/12/chartex" xmlns:cx7="http://schemas.microsoft.com/office/drawing/2016/5/13/chartex" xmlns:cx8="http://schemas.microsoft.com/office/drawing/2016/5/14/chartex" xmlns:mc="http://schemas.openxmlformats.org/markup-compatibility/2006" xmlns:aink="http://schemas.microsoft.com/office/drawing/2016/ink" xmlns:am3d="http://schemas.microsoft.com/office/drawing/2017/model3d" xmlns:o="urn:schemas-microsoft-com:office:office" xmlns:oel="http://schemas.microsoft.com/office/2019/extlst" xmlns:r="http://schemas.openxmlformats.org/officeDocument/2006/relationships" xmlns:m="http://schemas.openxmlformats.org/officeDocument/2006/math" xmlns:v="urn:schemas-microsoft-com:vml" xmlns:wp14="http://schemas.microsoft.com/office/word/2010/wordprocessingDrawing" xmlns:wp="http://schemas.openxmlformats.org/drawingml/2006/wordprocessingDrawing" xmlns:w10="urn:schemas-microsoft-com:office:word" xmlns:w="http://schemas.openxmlformats.org/wordprocessingml/2006/main" xmlns:w14="http://schemas.microsoft.com/office/word/2010/wordml" xmlns:w15="http://schemas.microsoft.com/office/word/2012/wordml" xmlns:w16cex="http://schemas.microsoft.com/office/word/2018/wordml/cex" xmlns:w16cid="http://schemas.microsoft.com/office/word/2016/wordml/cid" xmlns:w16="http://schemas.microsoft.com/office/word/2018/wordml" xmlns:w16du="http://schemas.microsoft.com/office/word/2023/wordml/word16du" xmlns:w16sdtdh="http://schemas.microsoft.com/office/word/2020/wordml/sdtdatahash" xmlns:w16sdtfl="http://schemas.microsoft.com/office/word/2024/wordml/sdtformatlock" xmlns:w16se="http://schemas.microsoft.com/office/word/2015/wordml/symex" xmlns:wpg="http://schemas.microsoft.com/office/word/2010/wordprocessingGroup" xmlns:wpi="http://schemas.microsoft.com/office/word/2010/wordprocessingInk" xmlns:wne="http://schemas.microsoft.com/office/word/2006/wordml" xmlns:wps="http://schemas.microsoft.com/office/word/2010/wordprocessingShape" mc:Ignorable="w14 w15 w16se w16cid w16 w16cex w16sdtdh w16sdtfl w16du wp14">
+<w:ftr xmlns:wpc="http://schemas.microsoft.com/office/word/2010/wordprocessingCanvas" xmlns:cx="http://schemas.microsoft.com/office/drawing/2014/chartex" xmlns:cx1="http://schemas.microsoft.com/office/drawing/2015/9/8/chartex" xmlns:cx2="http://schemas.microsoft.com/office/drawing/2015/10/21/chartex" xmlns:cx3="http://schemas.microsoft.com/office/drawing/2016/5/9/chartex" xmlns:cx4="http://schemas.microsoft.com/office/drawing/2016/5/10/chartex" xmlns:cx5="http://schemas.microsoft.com/office/drawing/2016/5/11/chartex" xmlns:cx6="http://schemas.microsoft.com/office/drawing/2016/5/12/chartex" xmlns:cx7="http://schemas.microsoft.com/office/drawing/2016/5/13/chartex" xmlns:cx8="http://schemas.microsoft.com/office/drawing/2016/5/14/chartex" xmlns:mc="http://schemas.openxmlformats.org/markup-compatibility/2006" xmlns:m="http://schemas.openxmlformats.org/officeDocument/2006/math" xmlns:aink="http://schemas.microsoft.com/office/drawing/2016/ink" xmlns:am3d="http://schemas.microsoft.com/office/drawing/2017/model3d" xmlns:oel="http://schemas.microsoft.com/office/2019/extlst" xmlns:r="http://schemas.openxmlformats.org/officeDocument/2006/relationships" xmlns:wp14="http://schemas.microsoft.com/office/word/2010/wordprocessingDrawing" xmlns:wp="http://schemas.openxmlformats.org/drawingml/2006/wordprocessingDrawing" xmlns:wpg="http://schemas.microsoft.com/office/word/2010/wordprocessingGroup" xmlns:wpi="http://schemas.microsoft.com/office/word/2010/wordprocessingInk" xmlns:wps="http://schemas.microsoft.com/office/word/2010/wordprocessingShape" xmlns:o="urn:schemas-microsoft-com:office:office" xmlns:v="urn:schemas-microsoft-com:vml" xmlns:w10="urn:schemas-microsoft-com:office:word" xmlns:w="http://schemas.openxmlformats.org/wordprocessingml/2006/main" xmlns:w14="http://schemas.microsoft.com/office/word/2010/wordml" xmlns:w15="http://schemas.microsoft.com/office/word/2012/wordml" xmlns:w16cei="http://schemas.microsoft.com/office/word/2026/wordml/cei" xmlns:w16cex="http://schemas.microsoft.com/office/word/2018/wordml/cex" xmlns:w16cid="http://schemas.microsoft.com/office/word/2016/wordml/cid" xmlns:w16="http://schemas.microsoft.com/office/word/2018/wordml" xmlns:w16sdtdh="http://schemas.microsoft.com/office/word/2020/wordml/sdtdatahash" xmlns:w16sdtfl="http://schemas.microsoft.com/office/word/2024/wordml/sdtformatlock" xmlns:w16se="http://schemas.microsoft.com/office/word/2015/wordml/symex" xmlns:w16du="http://schemas.microsoft.com/office/word/2023/wordml/word16du" xmlns:wne="http://schemas.microsoft.com/office/word/2006/wordml" mc:Ignorable="w14 w15 w16se w16cid w16 w16cex w16sdtdh w16sdtfl w16du wp14">
   <w:sdt>
     <w:sdtPr>
       <w:rPr>
@@ -597,7 +1529,7 @@
 </file>
 
 <file path=word/footnotes.xml><?xml version="1.0" encoding="utf-8"?>
-<w:footnotes xmlns:wpc="http://schemas.microsoft.com/office/word/2010/wordprocessingCanvas" xmlns:cx="http://schemas.microsoft.com/office/drawing/2014/chartex" xmlns:cx1="http://schemas.microsoft.com/office/drawing/2015/9/8/chartex" xmlns:cx2="http://schemas.microsoft.com/office/drawing/2015/10/21/chartex" xmlns:cx3="http://schemas.microsoft.com/office/drawing/2016/5/9/chartex" xmlns:cx4="http://schemas.microsoft.com/office/drawing/2016/5/10/chartex" xmlns:cx5="http://schemas.microsoft.com/office/drawing/2016/5/11/chartex" xmlns:cx6="http://schemas.microsoft.com/office/drawing/2016/5/12/chartex" xmlns:cx7="http://schemas.microsoft.com/office/drawing/2016/5/13/chartex" xmlns:cx8="http://schemas.microsoft.com/office/drawing/2016/5/14/chartex" xmlns:mc="http://schemas.openxmlformats.org/markup-compatibility/2006" xmlns:aink="http://schemas.microsoft.com/office/drawing/2016/ink" xmlns:am3d="http://schemas.microsoft.com/office/drawing/2017/model3d" xmlns:o="urn:schemas-microsoft-com:office:office" xmlns:oel="http://schemas.microsoft.com/office/2019/extlst" xmlns:r="http://schemas.openxmlformats.org/officeDocument/2006/relationships" xmlns:m="http://schemas.openxmlformats.org/officeDocument/2006/math" xmlns:v="urn:schemas-microsoft-com:vml" xmlns:wp14="http://schemas.microsoft.com/office/word/2010/wordprocessingDrawing" xmlns:wp="http://schemas.openxmlformats.org/drawingml/2006/wordprocessingDrawing" xmlns:w10="urn:schemas-microsoft-com:office:word" xmlns:w="http://schemas.openxmlformats.org/wordprocessingml/2006/main" xmlns:w14="http://schemas.microsoft.com/office/word/2010/wordml" xmlns:w15="http://schemas.microsoft.com/office/word/2012/wordml" xmlns:w16cex="http://schemas.microsoft.com/office/word/2018/wordml/cex" xmlns:w16cid="http://schemas.microsoft.com/office/word/2016/wordml/cid" xmlns:w16="http://schemas.microsoft.com/office/word/2018/wordml" xmlns:w16du="http://schemas.microsoft.com/office/word/2023/wordml/word16du" xmlns:w16sdtdh="http://schemas.microsoft.com/office/word/2020/wordml/sdtdatahash" xmlns:w16sdtfl="http://schemas.microsoft.com/office/word/2024/wordml/sdtformatlock" xmlns:w16se="http://schemas.microsoft.com/office/word/2015/wordml/symex" xmlns:wpg="http://schemas.microsoft.com/office/word/2010/wordprocessingGroup" xmlns:wpi="http://schemas.microsoft.com/office/word/2010/wordprocessingInk" xmlns:wne="http://schemas.microsoft.com/office/word/2006/wordml" xmlns:wps="http://schemas.microsoft.com/office/word/2010/wordprocessingShape" mc:Ignorable="w14 w15 w16se w16cid w16 w16cex w16sdtdh w16sdtfl w16du wp14">
+<w:footnotes xmlns:wpc="http://schemas.microsoft.com/office/word/2010/wordprocessingCanvas" xmlns:cx="http://schemas.microsoft.com/office/drawing/2014/chartex" xmlns:cx1="http://schemas.microsoft.com/office/drawing/2015/9/8/chartex" xmlns:cx2="http://schemas.microsoft.com/office/drawing/2015/10/21/chartex" xmlns:cx3="http://schemas.microsoft.com/office/drawing/2016/5/9/chartex" xmlns:cx4="http://schemas.microsoft.com/office/drawing/2016/5/10/chartex" xmlns:cx5="http://schemas.microsoft.com/office/drawing/2016/5/11/chartex" xmlns:cx6="http://schemas.microsoft.com/office/drawing/2016/5/12/chartex" xmlns:cx7="http://schemas.microsoft.com/office/drawing/2016/5/13/chartex" xmlns:cx8="http://schemas.microsoft.com/office/drawing/2016/5/14/chartex" xmlns:mc="http://schemas.openxmlformats.org/markup-compatibility/2006" xmlns:m="http://schemas.openxmlformats.org/officeDocument/2006/math" xmlns:aink="http://schemas.microsoft.com/office/drawing/2016/ink" xmlns:am3d="http://schemas.microsoft.com/office/drawing/2017/model3d" xmlns:oel="http://schemas.microsoft.com/office/2019/extlst" xmlns:r="http://schemas.openxmlformats.org/officeDocument/2006/relationships" xmlns:wp14="http://schemas.microsoft.com/office/word/2010/wordprocessingDrawing" xmlns:wp="http://schemas.openxmlformats.org/drawingml/2006/wordprocessingDrawing" xmlns:wpg="http://schemas.microsoft.com/office/word/2010/wordprocessingGroup" xmlns:wpi="http://schemas.microsoft.com/office/word/2010/wordprocessingInk" xmlns:wps="http://schemas.microsoft.com/office/word/2010/wordprocessingShape" xmlns:o="urn:schemas-microsoft-com:office:office" xmlns:v="urn:schemas-microsoft-com:vml" xmlns:w10="urn:schemas-microsoft-com:office:word" xmlns:w="http://schemas.openxmlformats.org/wordprocessingml/2006/main" xmlns:w14="http://schemas.microsoft.com/office/word/2010/wordml" xmlns:w15="http://schemas.microsoft.com/office/word/2012/wordml" xmlns:w16cei="http://schemas.microsoft.com/office/word/2026/wordml/cei" xmlns:w16cex="http://schemas.microsoft.com/office/word/2018/wordml/cex" xmlns:w16cid="http://schemas.microsoft.com/office/word/2016/wordml/cid" xmlns:w16="http://schemas.microsoft.com/office/word/2018/wordml" xmlns:w16sdtdh="http://schemas.microsoft.com/office/word/2020/wordml/sdtdatahash" xmlns:w16sdtfl="http://schemas.microsoft.com/office/word/2024/wordml/sdtformatlock" xmlns:w16se="http://schemas.microsoft.com/office/word/2015/wordml/symex" xmlns:w16du="http://schemas.microsoft.com/office/word/2023/wordml/word16du" xmlns:wne="http://schemas.microsoft.com/office/word/2006/wordml" mc:Ignorable="w14 w15 w16se w16cid w16 w16cex w16sdtdh w16sdtfl w16du wp14">
   <w:footnote w:type="separator" w:id="-1">
     <w:p>
       <w:pPr>
@@ -622,7 +1554,7 @@
 </file>
 
 <file path=word/styles.xml><?xml version="1.0" encoding="utf-8"?>
-<w:styles xmlns:mc="http://schemas.openxmlformats.org/markup-compatibility/2006" xmlns:r="http://schemas.openxmlformats.org/officeDocument/2006/relationships" xmlns:w="http://schemas.openxmlformats.org/wordprocessingml/2006/main" xmlns:w14="http://schemas.microsoft.com/office/word/2010/wordml" xmlns:w15="http://schemas.microsoft.com/office/word/2012/wordml" xmlns:w16cex="http://schemas.microsoft.com/office/word/2018/wordml/cex" xmlns:w16cid="http://schemas.microsoft.com/office/word/2016/wordml/cid" xmlns:w16="http://schemas.microsoft.com/office/word/2018/wordml" xmlns:w16du="http://schemas.microsoft.com/office/word/2023/wordml/word16du" xmlns:w16sdtdh="http://schemas.microsoft.com/office/word/2020/wordml/sdtdatahash" xmlns:w16sdtfl="http://schemas.microsoft.com/office/word/2024/wordml/sdtformatlock" xmlns:w16se="http://schemas.microsoft.com/office/word/2015/wordml/symex" mc:Ignorable="w14 w15 w16se w16cid w16 w16cex w16sdtdh w16sdtfl w16du">
+<w:styles xmlns:mc="http://schemas.openxmlformats.org/markup-compatibility/2006" xmlns:r="http://schemas.openxmlformats.org/officeDocument/2006/relationships" xmlns:w="http://schemas.openxmlformats.org/wordprocessingml/2006/main" xmlns:w14="http://schemas.microsoft.com/office/word/2010/wordml" xmlns:w15="http://schemas.microsoft.com/office/word/2012/wordml" xmlns:w16cex="http://schemas.microsoft.com/office/word/2018/wordml/cex" xmlns:w16cid="http://schemas.microsoft.com/office/word/2016/wordml/cid" xmlns:w16="http://schemas.microsoft.com/office/word/2018/wordml" xmlns:w16sdtdh="http://schemas.microsoft.com/office/word/2020/wordml/sdtdatahash" xmlns:w16sdtfl="http://schemas.microsoft.com/office/word/2024/wordml/sdtformatlock" xmlns:w16se="http://schemas.microsoft.com/office/word/2015/wordml/symex" xmlns:w16du="http://schemas.microsoft.com/office/word/2023/wordml/word16du" mc:Ignorable="w14 w15 w16se w16cid w16 w16cex w16sdtdh w16sdtfl w16du">
   <w:docDefaults>
     <w:rPrDefault>
       <w:rPr>
@@ -1606,11 +2538,46 @@
     <w:unhideWhenUsed/>
     <w:rsid w:val="004C1AE7"/>
   </w:style>
+  <w:style w:type="paragraph" w:customStyle="1" w:styleId="code-line">
+    <w:name w:val="code-line"/>
+    <w:basedOn w:val="Normal"/>
+    <w:rsid w:val="00D1168C"/>
+    <w:pPr>
+      <w:spacing w:before="100" w:beforeAutospacing="1" w:after="100" w:afterAutospacing="1" w:line="240" w:lineRule="auto"/>
+    </w:pPr>
+    <w:rPr>
+      <w:rFonts w:ascii="Times New Roman" w:eastAsia="Times New Roman" w:hAnsi="Times New Roman" w:cs="Times New Roman"/>
+      <w:kern w:val="0"/>
+      <w14:ligatures w14:val="none"/>
+    </w:rPr>
+  </w:style>
+  <w:style w:type="character" w:styleId="Strong">
+    <w:name w:val="Strong"/>
+    <w:basedOn w:val="DefaultParagraphFont"/>
+    <w:uiPriority w:val="22"/>
+    <w:qFormat/>
+    <w:rsid w:val="00D1168C"/>
+    <w:rPr>
+      <w:b/>
+      <w:bCs/>
+    </w:rPr>
+  </w:style>
+  <w:style w:type="character" w:styleId="Emphasis">
+    <w:name w:val="Emphasis"/>
+    <w:basedOn w:val="DefaultParagraphFont"/>
+    <w:uiPriority w:val="20"/>
+    <w:qFormat/>
+    <w:rsid w:val="00D1168C"/>
+    <w:rPr>
+      <w:i/>
+      <w:iCs/>
+    </w:rPr>
+  </w:style>
 </w:styles>
 </file>
 
 <file path=word/glossary/document.xml><?xml version="1.0" encoding="utf-8"?>
-<w:glossaryDocument xmlns:wpc="http://schemas.microsoft.com/office/word/2010/wordprocessingCanvas" xmlns:cx="http://schemas.microsoft.com/office/drawing/2014/chartex" xmlns:cx1="http://schemas.microsoft.com/office/drawing/2015/9/8/chartex" xmlns:cx2="http://schemas.microsoft.com/office/drawing/2015/10/21/chartex" xmlns:cx3="http://schemas.microsoft.com/office/drawing/2016/5/9/chartex" xmlns:cx4="http://schemas.microsoft.com/office/drawing/2016/5/10/chartex" xmlns:cx5="http://schemas.microsoft.com/office/drawing/2016/5/11/chartex" xmlns:cx6="http://schemas.microsoft.com/office/drawing/2016/5/12/chartex" xmlns:cx7="http://schemas.microsoft.com/office/drawing/2016/5/13/chartex" xmlns:cx8="http://schemas.microsoft.com/office/drawing/2016/5/14/chartex" xmlns:mc="http://schemas.openxmlformats.org/markup-compatibility/2006" xmlns:aink="http://schemas.microsoft.com/office/drawing/2016/ink" xmlns:am3d="http://schemas.microsoft.com/office/drawing/2017/model3d" xmlns:o="urn:schemas-microsoft-com:office:office" xmlns:oel="http://schemas.microsoft.com/office/2019/extlst" xmlns:r="http://schemas.openxmlformats.org/officeDocument/2006/relationships" xmlns:m="http://schemas.openxmlformats.org/officeDocument/2006/math" xmlns:v="urn:schemas-microsoft-com:vml" xmlns:wp14="http://schemas.microsoft.com/office/word/2010/wordprocessingDrawing" xmlns:wp="http://schemas.openxmlformats.org/drawingml/2006/wordprocessingDrawing" xmlns:w10="urn:schemas-microsoft-com:office:word" xmlns:w="http://schemas.openxmlformats.org/wordprocessingml/2006/main" xmlns:w14="http://schemas.microsoft.com/office/word/2010/wordml" xmlns:w15="http://schemas.microsoft.com/office/word/2012/wordml" xmlns:w16cex="http://schemas.microsoft.com/office/word/2018/wordml/cex" xmlns:w16cid="http://schemas.microsoft.com/office/word/2016/wordml/cid" xmlns:w16="http://schemas.microsoft.com/office/word/2018/wordml" xmlns:w16du="http://schemas.microsoft.com/office/word/2023/wordml/word16du" xmlns:w16sdtdh="http://schemas.microsoft.com/office/word/2020/wordml/sdtdatahash" xmlns:w16sdtfl="http://schemas.microsoft.com/office/word/2024/wordml/sdtformatlock" xmlns:w16se="http://schemas.microsoft.com/office/word/2015/wordml/symex" xmlns:wpg="http://schemas.microsoft.com/office/word/2010/wordprocessingGroup" xmlns:wpi="http://schemas.microsoft.com/office/word/2010/wordprocessingInk" xmlns:wne="http://schemas.microsoft.com/office/word/2006/wordml" xmlns:wps="http://schemas.microsoft.com/office/word/2010/wordprocessingShape" mc:Ignorable="w14 w15 w16se w16cid w16 w16cex w16sdtdh w16sdtfl w16du wp14">
+<w:glossaryDocument xmlns:wpc="http://schemas.microsoft.com/office/word/2010/wordprocessingCanvas" xmlns:cx="http://schemas.microsoft.com/office/drawing/2014/chartex" xmlns:cx1="http://schemas.microsoft.com/office/drawing/2015/9/8/chartex" xmlns:cx2="http://schemas.microsoft.com/office/drawing/2015/10/21/chartex" xmlns:cx3="http://schemas.microsoft.com/office/drawing/2016/5/9/chartex" xmlns:cx4="http://schemas.microsoft.com/office/drawing/2016/5/10/chartex" xmlns:cx5="http://schemas.microsoft.com/office/drawing/2016/5/11/chartex" xmlns:cx6="http://schemas.microsoft.com/office/drawing/2016/5/12/chartex" xmlns:cx7="http://schemas.microsoft.com/office/drawing/2016/5/13/chartex" xmlns:cx8="http://schemas.microsoft.com/office/drawing/2016/5/14/chartex" xmlns:mc="http://schemas.openxmlformats.org/markup-compatibility/2006" xmlns:m="http://schemas.openxmlformats.org/officeDocument/2006/math" xmlns:aink="http://schemas.microsoft.com/office/drawing/2016/ink" xmlns:am3d="http://schemas.microsoft.com/office/drawing/2017/model3d" xmlns:oel="http://schemas.microsoft.com/office/2019/extlst" xmlns:r="http://schemas.openxmlformats.org/officeDocument/2006/relationships" xmlns:wp14="http://schemas.microsoft.com/office/word/2010/wordprocessingDrawing" xmlns:wp="http://schemas.openxmlformats.org/drawingml/2006/wordprocessingDrawing" xmlns:wpg="http://schemas.microsoft.com/office/word/2010/wordprocessingGroup" xmlns:wpi="http://schemas.microsoft.com/office/word/2010/wordprocessingInk" xmlns:wps="http://schemas.microsoft.com/office/word/2010/wordprocessingShape" xmlns:o="urn:schemas-microsoft-com:office:office" xmlns:v="urn:schemas-microsoft-com:vml" xmlns:w10="urn:schemas-microsoft-com:office:word" xmlns:w="http://schemas.openxmlformats.org/wordprocessingml/2006/main" xmlns:w14="http://schemas.microsoft.com/office/word/2010/wordml" xmlns:w15="http://schemas.microsoft.com/office/word/2012/wordml" xmlns:w16cei="http://schemas.microsoft.com/office/word/2026/wordml/cei" xmlns:w16cex="http://schemas.microsoft.com/office/word/2018/wordml/cex" xmlns:w16cid="http://schemas.microsoft.com/office/word/2016/wordml/cid" xmlns:w16="http://schemas.microsoft.com/office/word/2018/wordml" xmlns:w16sdtdh="http://schemas.microsoft.com/office/word/2020/wordml/sdtdatahash" xmlns:w16sdtfl="http://schemas.microsoft.com/office/word/2024/wordml/sdtformatlock" xmlns:w16se="http://schemas.microsoft.com/office/word/2015/wordml/symex" xmlns:w16du="http://schemas.microsoft.com/office/word/2023/wordml/word16du" xmlns:wne="http://schemas.microsoft.com/office/word/2006/wordml" mc:Ignorable="w14 w15 w16se w16cid w16 w16cex w16sdtdh w16sdtfl w16du wp14">
   <w:docParts>
     <w:docPart>
       <w:docPartPr>
@@ -1643,7 +2610,7 @@
 </file>
 
 <file path=word/glossary/fontTable.xml><?xml version="1.0" encoding="utf-8"?>
-<w:fonts xmlns:mc="http://schemas.openxmlformats.org/markup-compatibility/2006" xmlns:r="http://schemas.openxmlformats.org/officeDocument/2006/relationships" xmlns:w="http://schemas.openxmlformats.org/wordprocessingml/2006/main" xmlns:w14="http://schemas.microsoft.com/office/word/2010/wordml" xmlns:w15="http://schemas.microsoft.com/office/word/2012/wordml" xmlns:w16cex="http://schemas.microsoft.com/office/word/2018/wordml/cex" xmlns:w16cid="http://schemas.microsoft.com/office/word/2016/wordml/cid" xmlns:w16="http://schemas.microsoft.com/office/word/2018/wordml" xmlns:w16du="http://schemas.microsoft.com/office/word/2023/wordml/word16du" xmlns:w16sdtdh="http://schemas.microsoft.com/office/word/2020/wordml/sdtdatahash" xmlns:w16sdtfl="http://schemas.microsoft.com/office/word/2024/wordml/sdtformatlock" xmlns:w16se="http://schemas.microsoft.com/office/word/2015/wordml/symex" mc:Ignorable="w14 w15 w16se w16cid w16 w16cex w16sdtdh w16sdtfl w16du">
+<w:fonts xmlns:mc="http://schemas.openxmlformats.org/markup-compatibility/2006" xmlns:r="http://schemas.openxmlformats.org/officeDocument/2006/relationships" xmlns:w="http://schemas.openxmlformats.org/wordprocessingml/2006/main" xmlns:w14="http://schemas.microsoft.com/office/word/2010/wordml" xmlns:w15="http://schemas.microsoft.com/office/word/2012/wordml" xmlns:w16cex="http://schemas.microsoft.com/office/word/2018/wordml/cex" xmlns:w16cid="http://schemas.microsoft.com/office/word/2016/wordml/cid" xmlns:w16="http://schemas.microsoft.com/office/word/2018/wordml" xmlns:w16sdtdh="http://schemas.microsoft.com/office/word/2020/wordml/sdtdatahash" xmlns:w16sdtfl="http://schemas.microsoft.com/office/word/2024/wordml/sdtformatlock" xmlns:w16se="http://schemas.microsoft.com/office/word/2015/wordml/symex" xmlns:w16du="http://schemas.microsoft.com/office/word/2023/wordml/word16du" mc:Ignorable="w14 w15 w16se w16cid w16 w16cex w16sdtdh w16sdtfl w16du">
   <w:font w:name="Aptos">
     <w:panose1 w:val="020B0004020202020204"/>
     <w:charset w:val="00"/>
@@ -1665,6 +2632,13 @@
     <w:pitch w:val="variable"/>
     <w:sig w:usb0="20000287" w:usb1="00000003" w:usb2="00000000" w:usb3="00000000" w:csb0="0000019F" w:csb1="00000000"/>
   </w:font>
+  <w:font w:name="Segoe UI">
+    <w:panose1 w:val="020B0502040204020203"/>
+    <w:charset w:val="00"/>
+    <w:family w:val="swiss"/>
+    <w:pitch w:val="variable"/>
+    <w:sig w:usb0="E4002EFF" w:usb1="C000E47F" w:usb2="00000009" w:usb3="00000000" w:csb0="000001FF" w:csb1="00000000"/>
+  </w:font>
   <w:font w:name="Calibri">
     <w:panose1 w:val="020F0502020204030204"/>
     <w:charset w:val="00"/>
@@ -1676,7 +2650,7 @@
 </file>
 
 <file path=word/glossary/settings.xml><?xml version="1.0" encoding="utf-8"?>
-<w:settings xmlns:mc="http://schemas.openxmlformats.org/markup-compatibility/2006" xmlns:o="urn:schemas-microsoft-com:office:office" xmlns:r="http://schemas.openxmlformats.org/officeDocument/2006/relationships" xmlns:m="http://schemas.openxmlformats.org/officeDocument/2006/math" xmlns:v="urn:schemas-microsoft-com:vml" xmlns:w10="urn:schemas-microsoft-com:office:word" xmlns:w="http://schemas.openxmlformats.org/wordprocessingml/2006/main" xmlns:w14="http://schemas.microsoft.com/office/word/2010/wordml" xmlns:w15="http://schemas.microsoft.com/office/word/2012/wordml" xmlns:w16cex="http://schemas.microsoft.com/office/word/2018/wordml/cex" xmlns:w16cid="http://schemas.microsoft.com/office/word/2016/wordml/cid" xmlns:w16="http://schemas.microsoft.com/office/word/2018/wordml" xmlns:w16du="http://schemas.microsoft.com/office/word/2023/wordml/word16du" xmlns:w16sdtdh="http://schemas.microsoft.com/office/word/2020/wordml/sdtdatahash" xmlns:w16sdtfl="http://schemas.microsoft.com/office/word/2024/wordml/sdtformatlock" xmlns:w16se="http://schemas.microsoft.com/office/word/2015/wordml/symex" xmlns:sl="http://schemas.openxmlformats.org/schemaLibrary/2006/main" mc:Ignorable="w14 w15 w16se w16cid w16 w16cex w16sdtdh w16sdtfl w16du">
+<w:settings xmlns:mc="http://schemas.openxmlformats.org/markup-compatibility/2006" xmlns:m="http://schemas.openxmlformats.org/officeDocument/2006/math" xmlns:r="http://schemas.openxmlformats.org/officeDocument/2006/relationships" xmlns:sl="http://schemas.openxmlformats.org/schemaLibrary/2006/main" xmlns:o="urn:schemas-microsoft-com:office:office" xmlns:v="urn:schemas-microsoft-com:vml" xmlns:w10="urn:schemas-microsoft-com:office:word" xmlns:w="http://schemas.openxmlformats.org/wordprocessingml/2006/main" xmlns:w14="http://schemas.microsoft.com/office/word/2010/wordml" xmlns:w15="http://schemas.microsoft.com/office/word/2012/wordml" xmlns:w16cex="http://schemas.microsoft.com/office/word/2018/wordml/cex" xmlns:w16cid="http://schemas.microsoft.com/office/word/2016/wordml/cid" xmlns:w16="http://schemas.microsoft.com/office/word/2018/wordml" xmlns:w16sdtdh="http://schemas.microsoft.com/office/word/2020/wordml/sdtdatahash" xmlns:w16sdtfl="http://schemas.microsoft.com/office/word/2024/wordml/sdtformatlock" xmlns:w16se="http://schemas.microsoft.com/office/word/2015/wordml/symex" xmlns:w16du="http://schemas.microsoft.com/office/word/2023/wordml/word16du" mc:Ignorable="w14 w15 w16se w16cid w16 w16cex w16sdtdh w16sdtfl w16du">
   <w:view w:val="normal"/>
   <w:defaultTabStop w:val="720"/>
   <w:characterSpacingControl w:val="doNotCompress"/>
@@ -1693,7 +2667,10 @@
     <w:rsidRoot w:val="00BF6A12"/>
     <w:rsid w:val="00086B4A"/>
     <w:rsid w:val="0030299D"/>
+    <w:rsid w:val="00522511"/>
+    <w:rsid w:val="00A70393"/>
     <w:rsid w:val="00BF6A12"/>
+    <w:rsid w:val="00F70CAD"/>
   </w:rsids>
   <m:mathPr>
     <m:mathFont m:val="Cambria Math"/>
@@ -1717,7 +2694,7 @@
 </file>
 
 <file path=word/glossary/styles.xml><?xml version="1.0" encoding="utf-8"?>
-<w:styles xmlns:mc="http://schemas.openxmlformats.org/markup-compatibility/2006" xmlns:r="http://schemas.openxmlformats.org/officeDocument/2006/relationships" xmlns:w="http://schemas.openxmlformats.org/wordprocessingml/2006/main" xmlns:w14="http://schemas.microsoft.com/office/word/2010/wordml" xmlns:w15="http://schemas.microsoft.com/office/word/2012/wordml" xmlns:w16cex="http://schemas.microsoft.com/office/word/2018/wordml/cex" xmlns:w16cid="http://schemas.microsoft.com/office/word/2016/wordml/cid" xmlns:w16="http://schemas.microsoft.com/office/word/2018/wordml" xmlns:w16du="http://schemas.microsoft.com/office/word/2023/wordml/word16du" xmlns:w16sdtdh="http://schemas.microsoft.com/office/word/2020/wordml/sdtdatahash" xmlns:w16sdtfl="http://schemas.microsoft.com/office/word/2024/wordml/sdtformatlock" xmlns:w16se="http://schemas.microsoft.com/office/word/2015/wordml/symex" mc:Ignorable="w14 w15 w16se w16cid w16 w16cex w16sdtdh w16sdtfl w16du">
+<w:styles xmlns:mc="http://schemas.openxmlformats.org/markup-compatibility/2006" xmlns:r="http://schemas.openxmlformats.org/officeDocument/2006/relationships" xmlns:w="http://schemas.openxmlformats.org/wordprocessingml/2006/main" xmlns:w14="http://schemas.microsoft.com/office/word/2010/wordml" xmlns:w15="http://schemas.microsoft.com/office/word/2012/wordml" xmlns:w16cex="http://schemas.microsoft.com/office/word/2018/wordml/cex" xmlns:w16cid="http://schemas.microsoft.com/office/word/2016/wordml/cid" xmlns:w16="http://schemas.microsoft.com/office/word/2018/wordml" xmlns:w16sdtdh="http://schemas.microsoft.com/office/word/2020/wordml/sdtdatahash" xmlns:w16sdtfl="http://schemas.microsoft.com/office/word/2024/wordml/sdtformatlock" xmlns:w16se="http://schemas.microsoft.com/office/word/2015/wordml/symex" xmlns:w16du="http://schemas.microsoft.com/office/word/2023/wordml/word16du" mc:Ignorable="w14 w15 w16se w16cid w16 w16cex w16sdtdh w16sdtfl w16du">
   <w:docDefaults>
     <w:rPrDefault>
       <w:rPr>
@@ -2152,7 +3129,7 @@
 </file>
 
 <file path=word/glossary/webSettings.xml><?xml version="1.0" encoding="utf-8"?>
-<w:webSettings xmlns:mc="http://schemas.openxmlformats.org/markup-compatibility/2006" xmlns:r="http://schemas.openxmlformats.org/officeDocument/2006/relationships" xmlns:w="http://schemas.openxmlformats.org/wordprocessingml/2006/main" xmlns:w14="http://schemas.microsoft.com/office/word/2010/wordml" xmlns:w15="http://schemas.microsoft.com/office/word/2012/wordml" xmlns:w16cex="http://schemas.microsoft.com/office/word/2018/wordml/cex" xmlns:w16cid="http://schemas.microsoft.com/office/word/2016/wordml/cid" xmlns:w16="http://schemas.microsoft.com/office/word/2018/wordml" xmlns:w16du="http://schemas.microsoft.com/office/word/2023/wordml/word16du" xmlns:w16sdtdh="http://schemas.microsoft.com/office/word/2020/wordml/sdtdatahash" xmlns:w16sdtfl="http://schemas.microsoft.com/office/word/2024/wordml/sdtformatlock" xmlns:w16se="http://schemas.microsoft.com/office/word/2015/wordml/symex" mc:Ignorable="w14 w15 w16se w16cid w16 w16cex w16sdtdh w16sdtfl w16du">
+<w:webSettings xmlns:mc="http://schemas.openxmlformats.org/markup-compatibility/2006" xmlns:r="http://schemas.openxmlformats.org/officeDocument/2006/relationships" xmlns:w="http://schemas.openxmlformats.org/wordprocessingml/2006/main" xmlns:w14="http://schemas.microsoft.com/office/word/2010/wordml" xmlns:w15="http://schemas.microsoft.com/office/word/2012/wordml" xmlns:w16cex="http://schemas.microsoft.com/office/word/2018/wordml/cex" xmlns:w16cid="http://schemas.microsoft.com/office/word/2016/wordml/cid" xmlns:w16="http://schemas.microsoft.com/office/word/2018/wordml" xmlns:w16sdtdh="http://schemas.microsoft.com/office/word/2020/wordml/sdtdatahash" xmlns:w16sdtfl="http://schemas.microsoft.com/office/word/2024/wordml/sdtformatlock" xmlns:w16se="http://schemas.microsoft.com/office/word/2015/wordml/symex" xmlns:w16du="http://schemas.microsoft.com/office/word/2023/wordml/word16du" mc:Ignorable="w14 w15 w16se w16cid w16 w16cex w16sdtdh w16sdtfl w16du">
   <w:optimizeForBrowser/>
   <w:allowPNG/>
 </w:webSettings>
